--- a/DataLakeFormation.docx
+++ b/DataLakeFormation.docx
@@ -79,13 +79,20 @@
     </w:p>
     <w:p>
       <w:r>
-        <w:t>Glue Data Catalog</w:t>
-      </w:r>
-    </w:p>
-    <w:p>
+        <w:t xml:space="preserve">Glue Data </w:t>
+      </w:r>
+      <w:proofErr w:type="spellStart"/>
+      <w:r>
+        <w:t>Catalog</w:t>
+      </w:r>
+      <w:proofErr w:type="spellEnd"/>
+    </w:p>
+    <w:p>
+      <w:proofErr w:type="spellStart"/>
       <w:r>
         <w:t>bmw_database</w:t>
       </w:r>
+      <w:proofErr w:type="spellEnd"/>
     </w:p>
     <w:p>
       <w:r>
@@ -119,8 +126,13 @@
     </w:p>
     <w:p>
       <w:r>
-        <w:t>Glue database              : bmw_database</w:t>
-      </w:r>
+        <w:t xml:space="preserve">Glue database              : </w:t>
+      </w:r>
+      <w:proofErr w:type="spellStart"/>
+      <w:r>
+        <w:t>bmw_database</w:t>
+      </w:r>
+      <w:proofErr w:type="spellEnd"/>
     </w:p>
     <w:p>
       <w:r>
@@ -129,8 +141,13 @@
     </w:p>
     <w:p>
       <w:r>
-        <w:t>Glue crawler role          : BMWGlueCrawlerLF</w:t>
-      </w:r>
+        <w:t xml:space="preserve">Glue crawler role          : </w:t>
+      </w:r>
+      <w:proofErr w:type="spellStart"/>
+      <w:r>
+        <w:t>BMWGlueCrawlerLF</w:t>
+      </w:r>
+      <w:proofErr w:type="spellEnd"/>
     </w:p>
     <w:p>
       <w:r>
@@ -145,7 +162,7 @@
     <w:p>
       <w:r>
         <w:pict w14:anchorId="69F8C251">
-          <v:rect id="_x0000_i1213" style="width:0;height:1.5pt" o:hralign="center" o:hrstd="t" o:hr="t" fillcolor="#a0a0a0" stroked="f"/>
+          <v:rect id="_x0000_i1025" style="width:0;height:1.5pt" o:hralign="center" o:hrstd="t" o:hr="t" fillcolor="#a0a0a0" stroked="f"/>
         </w:pict>
       </w:r>
     </w:p>
@@ -230,9 +247,11 @@
       </w:r>
     </w:p>
     <w:p>
+      <w:proofErr w:type="spellStart"/>
       <w:r>
         <w:t>sale_id,customer_name,model,fuel_type,city,price</w:t>
       </w:r>
+      <w:proofErr w:type="spellEnd"/>
     </w:p>
     <w:p>
       <w:r>
@@ -257,7 +276,7 @@
     <w:p>
       <w:r>
         <w:pict w14:anchorId="0743A041">
-          <v:rect id="_x0000_i1214" style="width:0;height:1.5pt" o:hralign="center" o:hrstd="t" o:hr="t" fillcolor="#a0a0a0" stroked="f"/>
+          <v:rect id="_x0000_i1026" style="width:0;height:1.5pt" o:hralign="center" o:hrstd="t" o:hr="t" fillcolor="#a0a0a0" stroked="f"/>
         </w:pict>
       </w:r>
     </w:p>
@@ -311,9 +330,19 @@
       </w:r>
     </w:p>
     <w:p>
-      <w:r>
-        <w:t>arn:aws:iam::622997067231:user/eswaribala</w:t>
-      </w:r>
+      <w:proofErr w:type="spellStart"/>
+      <w:r>
+        <w:t>arn:aws:iam</w:t>
+      </w:r>
+      <w:proofErr w:type="spellEnd"/>
+      <w:r>
+        <w:t>::622997067231:user/</w:t>
+      </w:r>
+      <w:proofErr w:type="spellStart"/>
+      <w:r>
+        <w:t>eswaribala</w:t>
+      </w:r>
+      <w:proofErr w:type="spellEnd"/>
     </w:p>
     <w:p>
       <w:r>
@@ -321,8 +350,21 @@
       </w:r>
     </w:p>
     <w:p>
-      <w:r>
-        <w:t>aws sts get-caller-identity --no-cli-pager</w:t>
+      <w:proofErr w:type="spellStart"/>
+      <w:r>
+        <w:t>aws</w:t>
+      </w:r>
+      <w:proofErr w:type="spellEnd"/>
+      <w:r>
+        <w:t xml:space="preserve"> </w:t>
+      </w:r>
+      <w:proofErr w:type="spellStart"/>
+      <w:r>
+        <w:t>sts</w:t>
+      </w:r>
+      <w:proofErr w:type="spellEnd"/>
+      <w:r>
+        <w:t xml:space="preserve"> get-caller-identity --no-cli-pager</w:t>
       </w:r>
     </w:p>
     <w:p>
@@ -331,8 +373,21 @@
       </w:r>
     </w:p>
     <w:p>
-      <w:r>
-        <w:t>aws lakeformation get-data-lake-settings ^</w:t>
+      <w:proofErr w:type="spellStart"/>
+      <w:r>
+        <w:t>aws</w:t>
+      </w:r>
+      <w:proofErr w:type="spellEnd"/>
+      <w:r>
+        <w:t xml:space="preserve"> </w:t>
+      </w:r>
+      <w:proofErr w:type="spellStart"/>
+      <w:r>
+        <w:t>lakeformation</w:t>
+      </w:r>
+      <w:proofErr w:type="spellEnd"/>
+      <w:r>
+        <w:t xml:space="preserve"> get-data-lake-settings ^</w:t>
       </w:r>
     </w:p>
     <w:p>
@@ -342,7 +397,15 @@
     </w:p>
     <w:p>
       <w:r>
-        <w:t>--query "DataLakeSettings.DataLakeAdmins" ^</w:t>
+        <w:t>--query "</w:t>
+      </w:r>
+      <w:proofErr w:type="spellStart"/>
+      <w:r>
+        <w:t>DataLakeSettings.DataLakeAdmins</w:t>
+      </w:r>
+      <w:proofErr w:type="spellEnd"/>
+      <w:r>
+        <w:t>" ^</w:t>
       </w:r>
     </w:p>
     <w:p>
@@ -359,7 +422,7 @@
     <w:p>
       <w:r>
         <w:pict w14:anchorId="486796A2">
-          <v:rect id="_x0000_i1215" style="width:0;height:1.5pt" o:hralign="center" o:hrstd="t" o:hr="t" fillcolor="#a0a0a0" stroked="f"/>
+          <v:rect id="_x0000_i1027" style="width:0;height:1.5pt" o:hralign="center" o:hrstd="t" o:hr="t" fillcolor="#a0a0a0" stroked="f"/>
         </w:pict>
       </w:r>
     </w:p>
@@ -402,6 +465,9 @@
       <w:r>
         <w:t>BMWLakeFormationS3AccessRole</w:t>
       </w:r>
+      <w:r>
+        <w:t>V1</w:t>
+      </w:r>
     </w:p>
     <w:p>
       <w:r>
@@ -450,7 +516,15 @@
     </w:p>
     <w:p>
       <w:r>
-        <w:t xml:space="preserve">      "Action": "sts:AssumeRole"</w:t>
+        <w:t xml:space="preserve">      "Action": "</w:t>
+      </w:r>
+      <w:proofErr w:type="spellStart"/>
+      <w:r>
+        <w:t>sts:AssumeRole</w:t>
+      </w:r>
+      <w:proofErr w:type="spellEnd"/>
+      <w:r>
+        <w:t>"</w:t>
       </w:r>
     </w:p>
     <w:p>
@@ -602,7 +676,7 @@
     <w:p>
       <w:r>
         <w:pict w14:anchorId="490AA775">
-          <v:rect id="_x0000_i1216" style="width:0;height:1.5pt" o:hralign="center" o:hrstd="t" o:hr="t" fillcolor="#a0a0a0" stroked="f"/>
+          <v:rect id="_x0000_i1028" style="width:0;height:1.5pt" o:hralign="center" o:hrstd="t" o:hr="t" fillcolor="#a0a0a0" stroked="f"/>
         </w:pict>
       </w:r>
     </w:p>
@@ -664,12 +738,28 @@
     <w:p>
       <w:r>
         <w:lastRenderedPageBreak/>
-        <w:t xml:space="preserve">      "Action": "iam:PassRole",</w:t>
-      </w:r>
-    </w:p>
-    <w:p>
-      <w:r>
-        <w:t xml:space="preserve">      "Resource": "arn:aws:iam::622997067231:role/BMWLakeFormationS3AccessRole"</w:t>
+        <w:t xml:space="preserve">      "Action": "</w:t>
+      </w:r>
+      <w:proofErr w:type="spellStart"/>
+      <w:r>
+        <w:t>iam:PassRole</w:t>
+      </w:r>
+      <w:proofErr w:type="spellEnd"/>
+      <w:r>
+        <w:t>",</w:t>
+      </w:r>
+    </w:p>
+    <w:p>
+      <w:r>
+        <w:t xml:space="preserve">      "Resource": "</w:t>
+      </w:r>
+      <w:proofErr w:type="spellStart"/>
+      <w:r>
+        <w:t>arn:aws:iam</w:t>
+      </w:r>
+      <w:proofErr w:type="spellEnd"/>
+      <w:r>
+        <w:t>::622997067231:role/BMWLakeFormationS3AccessRole"</w:t>
       </w:r>
     </w:p>
     <w:p>
@@ -690,7 +780,7 @@
     <w:p>
       <w:r>
         <w:pict w14:anchorId="38C70ED8">
-          <v:rect id="_x0000_i1217" style="width:0;height:1.5pt" o:hralign="center" o:hrstd="t" o:hr="t" fillcolor="#a0a0a0" stroked="f"/>
+          <v:rect id="_x0000_i1029" style="width:0;height:1.5pt" o:hralign="center" o:hrstd="t" o:hr="t" fillcolor="#a0a0a0" stroked="f"/>
         </w:pict>
       </w:r>
     </w:p>
@@ -775,7 +865,15 @@
     </w:p>
     <w:p>
       <w:r>
-        <w:t>Enable Data Catalog Federation</w:t>
+        <w:t xml:space="preserve">Enable Data </w:t>
+      </w:r>
+      <w:proofErr w:type="spellStart"/>
+      <w:r>
+        <w:t>Catalog</w:t>
+      </w:r>
+      <w:proofErr w:type="spellEnd"/>
+      <w:r>
+        <w:t xml:space="preserve"> Federation</w:t>
       </w:r>
     </w:p>
     <w:p>
@@ -810,7 +908,7 @@
     <w:p>
       <w:r>
         <w:pict w14:anchorId="4791380E">
-          <v:rect id="_x0000_i1218" style="width:0;height:1.5pt" o:hralign="center" o:hrstd="t" o:hr="t" fillcolor="#a0a0a0" stroked="f"/>
+          <v:rect id="_x0000_i1030" style="width:0;height:1.5pt" o:hralign="center" o:hrstd="t" o:hr="t" fillcolor="#a0a0a0" stroked="f"/>
         </w:pict>
       </w:r>
     </w:p>
@@ -905,7 +1003,7 @@
     <w:p>
       <w:r>
         <w:pict w14:anchorId="292044C8">
-          <v:rect id="_x0000_i1219" style="width:0;height:1.5pt" o:hralign="center" o:hrstd="t" o:hr="t" fillcolor="#a0a0a0" stroked="f"/>
+          <v:rect id="_x0000_i1031" style="width:0;height:1.5pt" o:hralign="center" o:hrstd="t" o:hr="t" fillcolor="#a0a0a0" stroked="f"/>
         </w:pict>
       </w:r>
     </w:p>
@@ -935,7 +1033,23 @@
           <w:b/>
           <w:bCs/>
         </w:rPr>
-        <w:t>Lake Formation → Data Catalog → Databases → Create database</w:t>
+        <w:t xml:space="preserve">Lake Formation → Data </w:t>
+      </w:r>
+      <w:proofErr w:type="spellStart"/>
+      <w:r>
+        <w:rPr>
+          <w:b/>
+          <w:bCs/>
+        </w:rPr>
+        <w:t>Catalog</w:t>
+      </w:r>
+      <w:proofErr w:type="spellEnd"/>
+      <w:r>
+        <w:rPr>
+          <w:b/>
+          <w:bCs/>
+        </w:rPr>
+        <w:t xml:space="preserve"> → Databases → Create database</w:t>
       </w:r>
     </w:p>
     <w:p>
@@ -944,29 +1058,49 @@
       </w:r>
     </w:p>
     <w:p>
+      <w:proofErr w:type="spellStart"/>
       <w:r>
         <w:t>bmw_database</w:t>
       </w:r>
-    </w:p>
-    <w:p>
-      <w:r>
-        <w:t>The catalog now looks like:</w:t>
-      </w:r>
-    </w:p>
-    <w:p>
-      <w:r>
-        <w:t>Glue Data Catalog</w:t>
-      </w:r>
-    </w:p>
-    <w:p>
-      <w:r>
-        <w:t>└── bmw_database</w:t>
-      </w:r>
+      <w:proofErr w:type="spellEnd"/>
+    </w:p>
+    <w:p>
+      <w:r>
+        <w:t xml:space="preserve">The </w:t>
+      </w:r>
+      <w:proofErr w:type="spellStart"/>
+      <w:r>
+        <w:t>catalog</w:t>
+      </w:r>
+      <w:proofErr w:type="spellEnd"/>
+      <w:r>
+        <w:t xml:space="preserve"> now looks like:</w:t>
+      </w:r>
+    </w:p>
+    <w:p>
+      <w:r>
+        <w:t xml:space="preserve">Glue Data </w:t>
+      </w:r>
+      <w:proofErr w:type="spellStart"/>
+      <w:r>
+        <w:t>Catalog</w:t>
+      </w:r>
+      <w:proofErr w:type="spellEnd"/>
+    </w:p>
+    <w:p>
+      <w:r>
+        <w:t xml:space="preserve">└── </w:t>
+      </w:r>
+      <w:proofErr w:type="spellStart"/>
+      <w:r>
+        <w:t>bmw_database</w:t>
+      </w:r>
+      <w:proofErr w:type="spellEnd"/>
     </w:p>
     <w:p>
       <w:r>
         <w:pict w14:anchorId="55FB8260">
-          <v:rect id="_x0000_i1220" style="width:0;height:1.5pt" o:hralign="center" o:hrstd="t" o:hr="t" fillcolor="#a0a0a0" stroked="f"/>
+          <v:rect id="_x0000_i1032" style="width:0;height:1.5pt" o:hralign="center" o:hrstd="t" o:hr="t" fillcolor="#a0a0a0" stroked="f"/>
         </w:pict>
       </w:r>
     </w:p>
@@ -991,13 +1125,23 @@
       </w:r>
     </w:p>
     <w:p>
+      <w:proofErr w:type="spellStart"/>
       <w:r>
         <w:t>BMWGlueCrawlerLF</w:t>
       </w:r>
-    </w:p>
-    <w:p>
-      <w:r>
-        <w:t>Create glue-trust.json:</w:t>
+      <w:proofErr w:type="spellEnd"/>
+    </w:p>
+    <w:p>
+      <w:r>
+        <w:t>Create glue-</w:t>
+      </w:r>
+      <w:proofErr w:type="spellStart"/>
+      <w:r>
+        <w:t>trust.json</w:t>
+      </w:r>
+      <w:proofErr w:type="spellEnd"/>
+      <w:r>
+        <w:t>:</w:t>
       </w:r>
     </w:p>
     <w:p>
@@ -1043,7 +1187,15 @@
     </w:p>
     <w:p>
       <w:r>
-        <w:t xml:space="preserve">      "Action": "sts:AssumeRole"</w:t>
+        <w:t xml:space="preserve">      "Action": "</w:t>
+      </w:r>
+      <w:proofErr w:type="spellStart"/>
+      <w:r>
+        <w:t>sts:AssumeRole</w:t>
+      </w:r>
+      <w:proofErr w:type="spellEnd"/>
+      <w:r>
+        <w:t>"</w:t>
       </w:r>
     </w:p>
     <w:p>
@@ -1067,13 +1219,34 @@
       </w:r>
     </w:p>
     <w:p>
-      <w:r>
-        <w:t>aws iam create-role ^</w:t>
-      </w:r>
-    </w:p>
-    <w:p>
-      <w:r>
-        <w:t>--role-name BMWGlueCrawlerLF ^</w:t>
+      <w:proofErr w:type="spellStart"/>
+      <w:r>
+        <w:t>aws</w:t>
+      </w:r>
+      <w:proofErr w:type="spellEnd"/>
+      <w:r>
+        <w:t xml:space="preserve"> </w:t>
+      </w:r>
+      <w:proofErr w:type="spellStart"/>
+      <w:r>
+        <w:t>iam</w:t>
+      </w:r>
+      <w:proofErr w:type="spellEnd"/>
+      <w:r>
+        <w:t xml:space="preserve"> create-role ^</w:t>
+      </w:r>
+    </w:p>
+    <w:p>
+      <w:r>
+        <w:t xml:space="preserve">--role-name </w:t>
+      </w:r>
+      <w:proofErr w:type="spellStart"/>
+      <w:r>
+        <w:t>BMWGlueCrawlerLF</w:t>
+      </w:r>
+      <w:proofErr w:type="spellEnd"/>
+      <w:r>
+        <w:t xml:space="preserve"> ^</w:t>
       </w:r>
     </w:p>
     <w:p>
@@ -1092,18 +1265,47 @@
       </w:r>
     </w:p>
     <w:p>
-      <w:r>
-        <w:t>aws iam get-role ^</w:t>
-      </w:r>
-    </w:p>
-    <w:p>
-      <w:r>
-        <w:t>--role-name BMWGlueCrawlerLF ^</w:t>
-      </w:r>
-    </w:p>
-    <w:p>
-      <w:r>
-        <w:t>--query "Role.Arn" ^</w:t>
+      <w:proofErr w:type="spellStart"/>
+      <w:r>
+        <w:t>aws</w:t>
+      </w:r>
+      <w:proofErr w:type="spellEnd"/>
+      <w:r>
+        <w:t xml:space="preserve"> </w:t>
+      </w:r>
+      <w:proofErr w:type="spellStart"/>
+      <w:r>
+        <w:t>iam</w:t>
+      </w:r>
+      <w:proofErr w:type="spellEnd"/>
+      <w:r>
+        <w:t xml:space="preserve"> get-role ^</w:t>
+      </w:r>
+    </w:p>
+    <w:p>
+      <w:r>
+        <w:t xml:space="preserve">--role-name </w:t>
+      </w:r>
+      <w:proofErr w:type="spellStart"/>
+      <w:r>
+        <w:t>BMWGlueCrawlerLF</w:t>
+      </w:r>
+      <w:proofErr w:type="spellEnd"/>
+      <w:r>
+        <w:t xml:space="preserve"> ^</w:t>
+      </w:r>
+    </w:p>
+    <w:p>
+      <w:r>
+        <w:t>--query "</w:t>
+      </w:r>
+      <w:proofErr w:type="spellStart"/>
+      <w:r>
+        <w:t>Role.Arn</w:t>
+      </w:r>
+      <w:proofErr w:type="spellEnd"/>
+      <w:r>
+        <w:t>" ^</w:t>
       </w:r>
     </w:p>
     <w:p>
@@ -1117,14 +1319,24 @@
       </w:r>
     </w:p>
     <w:p>
-      <w:r>
-        <w:t>arn:aws:iam::622997067231:role/BMWGlueCrawlerLF</w:t>
-      </w:r>
+      <w:proofErr w:type="spellStart"/>
+      <w:r>
+        <w:t>arn:aws:iam</w:t>
+      </w:r>
+      <w:proofErr w:type="spellEnd"/>
+      <w:r>
+        <w:t>::622997067231:role/</w:t>
+      </w:r>
+      <w:proofErr w:type="spellStart"/>
+      <w:r>
+        <w:t>BMWGlueCrawlerLF</w:t>
+      </w:r>
+      <w:proofErr w:type="spellEnd"/>
     </w:p>
     <w:p>
       <w:r>
         <w:pict w14:anchorId="2CC56EEC">
-          <v:rect id="_x0000_i1221" style="width:0;height:1.5pt" o:hralign="center" o:hrstd="t" o:hr="t" fillcolor="#a0a0a0" stroked="f"/>
+          <v:rect id="_x0000_i1033" style="width:0;height:1.5pt" o:hralign="center" o:hrstd="t" o:hr="t" fillcolor="#a0a0a0" stroked="f"/>
         </w:pict>
       </w:r>
     </w:p>
@@ -1149,19 +1361,72 @@
       </w:r>
     </w:p>
     <w:p>
-      <w:r>
-        <w:t>aws iam attach-role-policy ^</w:t>
-      </w:r>
-    </w:p>
-    <w:p>
-      <w:r>
-        <w:t>--role-name BMWGlueCrawlerLF ^</w:t>
+      <w:proofErr w:type="spellStart"/>
+      <w:r>
+        <w:t>aws</w:t>
+      </w:r>
+      <w:proofErr w:type="spellEnd"/>
+      <w:r>
+        <w:t xml:space="preserve"> </w:t>
+      </w:r>
+      <w:proofErr w:type="spellStart"/>
+      <w:r>
+        <w:t>iam</w:t>
+      </w:r>
+      <w:proofErr w:type="spellEnd"/>
+      <w:r>
+        <w:t xml:space="preserve"> attach-role-policy ^</w:t>
+      </w:r>
+    </w:p>
+    <w:p>
+      <w:r>
+        <w:t xml:space="preserve">--role-name </w:t>
+      </w:r>
+      <w:proofErr w:type="spellStart"/>
+      <w:r>
+        <w:t>BMWGlueCrawlerLF</w:t>
+      </w:r>
+      <w:proofErr w:type="spellEnd"/>
+      <w:r>
+        <w:t xml:space="preserve"> ^</w:t>
       </w:r>
     </w:p>
     <w:p>
       <w:r>
         <w:lastRenderedPageBreak/>
-        <w:t>--policy-arn arn:aws:iam::aws:policy/service-role/AWSGlueServiceRole ^</w:t>
+        <w:t>--policy-</w:t>
+      </w:r>
+      <w:proofErr w:type="spellStart"/>
+      <w:r>
+        <w:t>arn</w:t>
+      </w:r>
+      <w:proofErr w:type="spellEnd"/>
+      <w:r>
+        <w:t xml:space="preserve"> </w:t>
+      </w:r>
+      <w:proofErr w:type="spellStart"/>
+      <w:r>
+        <w:t>arn:aws:iam</w:t>
+      </w:r>
+      <w:proofErr w:type="spellEnd"/>
+      <w:r>
+        <w:t>::</w:t>
+      </w:r>
+      <w:proofErr w:type="spellStart"/>
+      <w:r>
+        <w:t>aws:policy</w:t>
+      </w:r>
+      <w:proofErr w:type="spellEnd"/>
+      <w:r>
+        <w:t>/service-role/</w:t>
+      </w:r>
+      <w:proofErr w:type="spellStart"/>
+      <w:r>
+        <w:t>AWSGlueServiceRole</w:t>
+      </w:r>
+      <w:proofErr w:type="spellEnd"/>
+      <w:r>
+        <w:t xml:space="preserve"> ^</w:t>
       </w:r>
     </w:p>
     <w:p>
@@ -1172,7 +1437,7 @@
     <w:p>
       <w:r>
         <w:pict w14:anchorId="2D3D299B">
-          <v:rect id="_x0000_i1222" style="width:0;height:1.5pt" o:hralign="center" o:hrstd="t" o:hr="t" fillcolor="#a0a0a0" stroked="f"/>
+          <v:rect id="_x0000_i1034" style="width:0;height:1.5pt" o:hralign="center" o:hrstd="t" o:hr="t" fillcolor="#a0a0a0" stroked="f"/>
         </w:pict>
       </w:r>
     </w:p>
@@ -1198,8 +1463,21 @@
     </w:p>
     <w:p>
       <w:r>
-        <w:t>crawler-lf-policy.json</w:t>
-      </w:r>
+        <w:t>crawler-</w:t>
+      </w:r>
+      <w:proofErr w:type="spellStart"/>
+      <w:r>
+        <w:t>lf</w:t>
+      </w:r>
+      <w:proofErr w:type="spellEnd"/>
+      <w:r>
+        <w:t>-</w:t>
+      </w:r>
+      <w:proofErr w:type="spellStart"/>
+      <w:r>
+        <w:t>policy.json</w:t>
+      </w:r>
+      <w:proofErr w:type="spellEnd"/>
     </w:p>
     <w:p>
       <w:r>
@@ -1233,7 +1511,15 @@
     </w:p>
     <w:p>
       <w:r>
-        <w:t xml:space="preserve">      "Action": "lakeformation:GetDataAccess",</w:t>
+        <w:t xml:space="preserve">      "Action": "</w:t>
+      </w:r>
+      <w:proofErr w:type="spellStart"/>
+      <w:r>
+        <w:t>lakeformation:GetDataAccess</w:t>
+      </w:r>
+      <w:proofErr w:type="spellEnd"/>
+      <w:r>
+        <w:t>",</w:t>
       </w:r>
     </w:p>
     <w:p>
@@ -1262,13 +1548,34 @@
       </w:r>
     </w:p>
     <w:p>
-      <w:r>
-        <w:t>aws iam put-role-policy ^</w:t>
-      </w:r>
-    </w:p>
-    <w:p>
-      <w:r>
-        <w:t>--role-name BMWGlueCrawlerLF ^</w:t>
+      <w:proofErr w:type="spellStart"/>
+      <w:r>
+        <w:t>aws</w:t>
+      </w:r>
+      <w:proofErr w:type="spellEnd"/>
+      <w:r>
+        <w:t xml:space="preserve"> </w:t>
+      </w:r>
+      <w:proofErr w:type="spellStart"/>
+      <w:r>
+        <w:t>iam</w:t>
+      </w:r>
+      <w:proofErr w:type="spellEnd"/>
+      <w:r>
+        <w:t xml:space="preserve"> put-role-policy ^</w:t>
+      </w:r>
+    </w:p>
+    <w:p>
+      <w:r>
+        <w:t xml:space="preserve">--role-name </w:t>
+      </w:r>
+      <w:proofErr w:type="spellStart"/>
+      <w:r>
+        <w:t>BMWGlueCrawlerLF</w:t>
+      </w:r>
+      <w:proofErr w:type="spellEnd"/>
+      <w:r>
+        <w:t xml:space="preserve"> ^</w:t>
       </w:r>
     </w:p>
     <w:p>
@@ -1294,7 +1601,7 @@
     <w:p>
       <w:r>
         <w:pict w14:anchorId="1E71D8EE">
-          <v:rect id="_x0000_i1223" style="width:0;height:1.5pt" o:hralign="center" o:hrstd="t" o:hr="t" fillcolor="#a0a0a0" stroked="f"/>
+          <v:rect id="_x0000_i1035" style="width:0;height:1.5pt" o:hralign="center" o:hrstd="t" o:hr="t" fillcolor="#a0a0a0" stroked="f"/>
         </w:pict>
       </w:r>
     </w:p>
@@ -1324,10 +1631,12 @@
       </w:r>
     </w:p>
     <w:p>
+      <w:proofErr w:type="spellStart"/>
       <w:r>
         <w:lastRenderedPageBreak/>
         <w:t>location.json</w:t>
       </w:r>
+      <w:proofErr w:type="spellEnd"/>
     </w:p>
     <w:p>
       <w:r>
@@ -1336,17 +1645,41 @@
     </w:p>
     <w:p>
       <w:r>
-        <w:t xml:space="preserve">  "DataLocation": {</w:t>
-      </w:r>
-    </w:p>
-    <w:p>
-      <w:r>
-        <w:t xml:space="preserve">    "CatalogId": "622997067231",</w:t>
-      </w:r>
-    </w:p>
-    <w:p>
-      <w:r>
-        <w:t xml:space="preserve">    "ResourceArn": "arn:aws:s3:::mybucket2026v3"</w:t>
+        <w:t xml:space="preserve">  "</w:t>
+      </w:r>
+      <w:proofErr w:type="spellStart"/>
+      <w:r>
+        <w:t>DataLocation</w:t>
+      </w:r>
+      <w:proofErr w:type="spellEnd"/>
+      <w:r>
+        <w:t>": {</w:t>
+      </w:r>
+    </w:p>
+    <w:p>
+      <w:r>
+        <w:t xml:space="preserve">    "</w:t>
+      </w:r>
+      <w:proofErr w:type="spellStart"/>
+      <w:r>
+        <w:t>CatalogId</w:t>
+      </w:r>
+      <w:proofErr w:type="spellEnd"/>
+      <w:r>
+        <w:t>": "622997067231",</w:t>
+      </w:r>
+    </w:p>
+    <w:p>
+      <w:r>
+        <w:t xml:space="preserve">    "</w:t>
+      </w:r>
+      <w:proofErr w:type="spellStart"/>
+      <w:r>
+        <w:t>ResourceArn</w:t>
+      </w:r>
+      <w:proofErr w:type="spellEnd"/>
+      <w:r>
+        <w:t>": "arn:aws:s3:::mybucket2026v3"</w:t>
       </w:r>
     </w:p>
     <w:p>
@@ -1365,8 +1698,21 @@
       </w:r>
     </w:p>
     <w:p>
-      <w:r>
-        <w:t>aws lakeformation grant-permissions ^</w:t>
+      <w:proofErr w:type="spellStart"/>
+      <w:r>
+        <w:t>aws</w:t>
+      </w:r>
+      <w:proofErr w:type="spellEnd"/>
+      <w:r>
+        <w:t xml:space="preserve"> </w:t>
+      </w:r>
+      <w:proofErr w:type="spellStart"/>
+      <w:r>
+        <w:t>lakeformation</w:t>
+      </w:r>
+      <w:proofErr w:type="spellEnd"/>
+      <w:r>
+        <w:t xml:space="preserve"> grant-permissions ^</w:t>
       </w:r>
     </w:p>
     <w:p>
@@ -1405,9 +1751,11 @@
       </w:r>
     </w:p>
     <w:p>
+      <w:proofErr w:type="spellStart"/>
       <w:r>
         <w:t>BMWGlueCrawlerLF</w:t>
       </w:r>
+      <w:proofErr w:type="spellEnd"/>
     </w:p>
     <w:p>
       <w:r>
@@ -1432,7 +1780,7 @@
     <w:p>
       <w:r>
         <w:pict w14:anchorId="109BF017">
-          <v:rect id="_x0000_i1224" style="width:0;height:1.5pt" o:hralign="center" o:hrstd="t" o:hr="t" fillcolor="#a0a0a0" stroked="f"/>
+          <v:rect id="_x0000_i1036" style="width:0;height:1.5pt" o:hralign="center" o:hrstd="t" o:hr="t" fillcolor="#a0a0a0" stroked="f"/>
         </w:pict>
       </w:r>
     </w:p>
@@ -1462,9 +1810,11 @@
       </w:r>
     </w:p>
     <w:p>
+      <w:proofErr w:type="spellStart"/>
       <w:r>
         <w:t>database.json</w:t>
       </w:r>
+      <w:proofErr w:type="spellEnd"/>
     </w:p>
     <w:p>
       <w:r>
@@ -1479,12 +1829,28 @@
     </w:p>
     <w:p>
       <w:r>
-        <w:t xml:space="preserve">    "CatalogId": "622997067231",</w:t>
-      </w:r>
-    </w:p>
-    <w:p>
-      <w:r>
-        <w:t xml:space="preserve">    "Name": "bmw_database"</w:t>
+        <w:t xml:space="preserve">    "</w:t>
+      </w:r>
+      <w:proofErr w:type="spellStart"/>
+      <w:r>
+        <w:t>CatalogId</w:t>
+      </w:r>
+      <w:proofErr w:type="spellEnd"/>
+      <w:r>
+        <w:t>": "622997067231",</w:t>
+      </w:r>
+    </w:p>
+    <w:p>
+      <w:r>
+        <w:t xml:space="preserve">    "Name": "</w:t>
+      </w:r>
+      <w:proofErr w:type="spellStart"/>
+      <w:r>
+        <w:t>bmw_database</w:t>
+      </w:r>
+      <w:proofErr w:type="spellEnd"/>
+      <w:r>
+        <w:t>"</w:t>
       </w:r>
     </w:p>
     <w:p>
@@ -1503,8 +1869,21 @@
       </w:r>
     </w:p>
     <w:p>
-      <w:r>
-        <w:t>aws lakeformation grant-permissions ^</w:t>
+      <w:proofErr w:type="spellStart"/>
+      <w:r>
+        <w:t>aws</w:t>
+      </w:r>
+      <w:proofErr w:type="spellEnd"/>
+      <w:r>
+        <w:t xml:space="preserve"> </w:t>
+      </w:r>
+      <w:proofErr w:type="spellStart"/>
+      <w:r>
+        <w:t>lakeformation</w:t>
+      </w:r>
+      <w:proofErr w:type="spellEnd"/>
+      <w:r>
+        <w:t xml:space="preserve"> grant-permissions ^</w:t>
       </w:r>
     </w:p>
     <w:p>
@@ -1538,9 +1917,11 @@
       </w:r>
     </w:p>
     <w:p>
+      <w:proofErr w:type="spellStart"/>
       <w:r>
         <w:t>BMWGlueCrawlerLF</w:t>
       </w:r>
+      <w:proofErr w:type="spellEnd"/>
     </w:p>
     <w:p>
       <w:r>
@@ -1576,8 +1957,13 @@
     </w:p>
     <w:p>
       <w:r>
-        <w:t>└── bmw_database</w:t>
-      </w:r>
+        <w:t xml:space="preserve">└── </w:t>
+      </w:r>
+      <w:proofErr w:type="spellStart"/>
+      <w:r>
+        <w:t>bmw_database</w:t>
+      </w:r>
+      <w:proofErr w:type="spellEnd"/>
     </w:p>
     <w:p>
       <w:r>
@@ -1627,7 +2013,7 @@
     <w:p>
       <w:r>
         <w:pict w14:anchorId="49565CB9">
-          <v:rect id="_x0000_i1225" style="width:0;height:1.5pt" o:hralign="center" o:hrstd="t" o:hr="t" fillcolor="#a0a0a0" stroked="f"/>
+          <v:rect id="_x0000_i1037" style="width:0;height:1.5pt" o:hralign="center" o:hrstd="t" o:hr="t" fillcolor="#a0a0a0" stroked="f"/>
         </w:pict>
       </w:r>
     </w:p>
@@ -1666,9 +2052,14 @@
       </w:r>
     </w:p>
     <w:p>
+      <w:proofErr w:type="spellStart"/>
       <w:r>
         <w:lastRenderedPageBreak/>
-        <w:t>bmw-sales-crawler</w:t>
+        <w:t>bmw</w:t>
+      </w:r>
+      <w:proofErr w:type="spellEnd"/>
+      <w:r>
+        <w:t>-sales-crawler</w:t>
       </w:r>
     </w:p>
     <w:p>
@@ -1694,7 +2085,7 @@
     <w:p>
       <w:r>
         <w:pict w14:anchorId="11301228">
-          <v:rect id="_x0000_i1226" style="width:0;height:1.5pt" o:hralign="center" o:hrstd="t" o:hr="t" fillcolor="#a0a0a0" stroked="f"/>
+          <v:rect id="_x0000_i1038" style="width:0;height:1.5pt" o:hralign="center" o:hrstd="t" o:hr="t" fillcolor="#a0a0a0" stroked="f"/>
         </w:pict>
       </w:r>
     </w:p>
@@ -1715,6 +2106,225 @@
     </w:p>
     <w:p>
       <w:r>
+        <w:rPr>
+          <w:b/>
+          <w:bCs/>
+        </w:rPr>
+        <w:t xml:space="preserve">Add inline policy to  </w:t>
+      </w:r>
+      <w:proofErr w:type="spellStart"/>
+      <w:r>
+        <w:t>BMWGlueCrawlerLF</w:t>
+      </w:r>
+      <w:proofErr w:type="spellEnd"/>
+    </w:p>
+    <w:p>
+      <w:pPr>
+        <w:rPr>
+          <w:b/>
+          <w:bCs/>
+        </w:rPr>
+      </w:pPr>
+    </w:p>
+    <w:p>
+      <w:pPr>
+        <w:rPr>
+          <w:b/>
+          <w:bCs/>
+        </w:rPr>
+      </w:pPr>
+      <w:r>
+        <w:rPr>
+          <w:b/>
+          <w:bCs/>
+        </w:rPr>
+        <w:t>{</w:t>
+      </w:r>
+    </w:p>
+    <w:p>
+      <w:pPr>
+        <w:rPr>
+          <w:b/>
+          <w:bCs/>
+        </w:rPr>
+      </w:pPr>
+      <w:r>
+        <w:rPr>
+          <w:b/>
+          <w:bCs/>
+        </w:rPr>
+        <w:t xml:space="preserve">  "Version": "2012-10-17",</w:t>
+      </w:r>
+    </w:p>
+    <w:p>
+      <w:pPr>
+        <w:rPr>
+          <w:b/>
+          <w:bCs/>
+        </w:rPr>
+      </w:pPr>
+      <w:r>
+        <w:rPr>
+          <w:b/>
+          <w:bCs/>
+        </w:rPr>
+        <w:t xml:space="preserve">  "Statement": [</w:t>
+      </w:r>
+    </w:p>
+    <w:p>
+      <w:pPr>
+        <w:rPr>
+          <w:b/>
+          <w:bCs/>
+        </w:rPr>
+      </w:pPr>
+      <w:r>
+        <w:rPr>
+          <w:b/>
+          <w:bCs/>
+        </w:rPr>
+        <w:t xml:space="preserve">    {</w:t>
+      </w:r>
+    </w:p>
+    <w:p>
+      <w:pPr>
+        <w:rPr>
+          <w:b/>
+          <w:bCs/>
+        </w:rPr>
+      </w:pPr>
+      <w:r>
+        <w:rPr>
+          <w:b/>
+          <w:bCs/>
+        </w:rPr>
+        <w:t xml:space="preserve">      "Sid": "</w:t>
+      </w:r>
+      <w:proofErr w:type="spellStart"/>
+      <w:r>
+        <w:rPr>
+          <w:b/>
+          <w:bCs/>
+        </w:rPr>
+        <w:t>LakeFormationCredentialAccess</w:t>
+      </w:r>
+      <w:proofErr w:type="spellEnd"/>
+      <w:r>
+        <w:rPr>
+          <w:b/>
+          <w:bCs/>
+        </w:rPr>
+        <w:t>",</w:t>
+      </w:r>
+    </w:p>
+    <w:p>
+      <w:pPr>
+        <w:rPr>
+          <w:b/>
+          <w:bCs/>
+        </w:rPr>
+      </w:pPr>
+      <w:r>
+        <w:rPr>
+          <w:b/>
+          <w:bCs/>
+        </w:rPr>
+        <w:t xml:space="preserve">      "Effect": "Allow",</w:t>
+      </w:r>
+    </w:p>
+    <w:p>
+      <w:pPr>
+        <w:rPr>
+          <w:b/>
+          <w:bCs/>
+        </w:rPr>
+      </w:pPr>
+      <w:r>
+        <w:rPr>
+          <w:b/>
+          <w:bCs/>
+        </w:rPr>
+        <w:t xml:space="preserve">      "Action": "</w:t>
+      </w:r>
+      <w:proofErr w:type="spellStart"/>
+      <w:r>
+        <w:rPr>
+          <w:b/>
+          <w:bCs/>
+        </w:rPr>
+        <w:t>lakeformation:GetDataAccess</w:t>
+      </w:r>
+      <w:proofErr w:type="spellEnd"/>
+      <w:r>
+        <w:rPr>
+          <w:b/>
+          <w:bCs/>
+        </w:rPr>
+        <w:t>",</w:t>
+      </w:r>
+    </w:p>
+    <w:p>
+      <w:pPr>
+        <w:rPr>
+          <w:b/>
+          <w:bCs/>
+        </w:rPr>
+      </w:pPr>
+      <w:r>
+        <w:rPr>
+          <w:b/>
+          <w:bCs/>
+        </w:rPr>
+        <w:t xml:space="preserve">      "Resource": "*"</w:t>
+      </w:r>
+    </w:p>
+    <w:p>
+      <w:pPr>
+        <w:rPr>
+          <w:b/>
+          <w:bCs/>
+        </w:rPr>
+      </w:pPr>
+      <w:r>
+        <w:rPr>
+          <w:b/>
+          <w:bCs/>
+        </w:rPr>
+        <w:t xml:space="preserve">    }</w:t>
+      </w:r>
+    </w:p>
+    <w:p>
+      <w:pPr>
+        <w:rPr>
+          <w:b/>
+          <w:bCs/>
+        </w:rPr>
+      </w:pPr>
+      <w:r>
+        <w:rPr>
+          <w:b/>
+          <w:bCs/>
+        </w:rPr>
+        <w:t xml:space="preserve">  ]</w:t>
+      </w:r>
+    </w:p>
+    <w:p>
+      <w:pPr>
+        <w:rPr>
+          <w:b/>
+          <w:bCs/>
+        </w:rPr>
+      </w:pPr>
+      <w:r>
+        <w:rPr>
+          <w:b/>
+          <w:bCs/>
+        </w:rPr>
+        <w:t>}</w:t>
+      </w:r>
+    </w:p>
+    <w:p>
+      <w:r>
         <w:t xml:space="preserve">On </w:t>
       </w:r>
       <w:r>
@@ -1744,9 +2354,11 @@
       </w:r>
     </w:p>
     <w:p>
+      <w:proofErr w:type="spellStart"/>
       <w:r>
         <w:t>BMWGlueCrawlerLF</w:t>
       </w:r>
+      <w:proofErr w:type="spellEnd"/>
     </w:p>
     <w:p>
       <w:r>
@@ -1765,8 +2377,9 @@
     </w:p>
     <w:p>
       <w:r>
+        <w:lastRenderedPageBreak/>
         <w:pict w14:anchorId="7C35400D">
-          <v:rect id="_x0000_i1227" style="width:0;height:1.5pt" o:hralign="center" o:hrstd="t" o:hr="t" fillcolor="#a0a0a0" stroked="f"/>
+          <v:rect id="_x0000_i1039" style="width:0;height:1.5pt" o:hralign="center" o:hrstd="t" o:hr="t" fillcolor="#a0a0a0" stroked="f"/>
         </w:pict>
       </w:r>
     </w:p>
@@ -1806,9 +2419,11 @@
       </w:r>
     </w:p>
     <w:p>
+      <w:proofErr w:type="spellStart"/>
       <w:r>
         <w:t>bmw_database</w:t>
       </w:r>
+      <w:proofErr w:type="spellEnd"/>
     </w:p>
     <w:p>
       <w:r>
@@ -1828,7 +2443,7 @@
     <w:p>
       <w:r>
         <w:pict w14:anchorId="21E7236B">
-          <v:rect id="_x0000_i1228" style="width:0;height:1.5pt" o:hralign="center" o:hrstd="t" o:hr="t" fillcolor="#a0a0a0" stroked="f"/>
+          <v:rect id="_x0000_i1040" style="width:0;height:1.5pt" o:hralign="center" o:hrstd="t" o:hr="t" fillcolor="#a0a0a0" stroked="f"/>
         </w:pict>
       </w:r>
     </w:p>
@@ -1868,781 +2483,884 @@
     </w:p>
     <w:p>
       <w:r>
+        <w:t>Run crawler</w:t>
+      </w:r>
+    </w:p>
+    <w:p>
+      <w:r>
+        <w:t>Our successful run showed:</w:t>
+      </w:r>
+    </w:p>
+    <w:p>
+      <w:r>
+        <w:t>Status:</w:t>
+      </w:r>
+    </w:p>
+    <w:p>
+      <w:r>
+        <w:t xml:space="preserve">Completed </w:t>
+      </w:r>
+      <w:r>
+        <w:rPr>
+          <w:rFonts w:ascii="Segoe UI Emoji" w:hAnsi="Segoe UI Emoji" w:cs="Segoe UI Emoji"/>
+        </w:rPr>
+        <w:t>✅</w:t>
+      </w:r>
+    </w:p>
+    <w:p/>
+    <w:p>
+      <w:r>
+        <w:t>Tables added:</w:t>
+      </w:r>
+    </w:p>
+    <w:p>
+      <w:r>
+        <w:t>1</w:t>
+      </w:r>
+    </w:p>
+    <w:p>
+      <w:r>
+        <w:t>The table created in our run was:</w:t>
+      </w:r>
+    </w:p>
+    <w:p>
+      <w:r>
+        <w:t>mybucket2026v3</w:t>
+      </w:r>
+    </w:p>
+    <w:p>
+      <w:r>
+        <w:t xml:space="preserve">So the </w:t>
+      </w:r>
+      <w:proofErr w:type="spellStart"/>
+      <w:r>
+        <w:t>catalog</w:t>
+      </w:r>
+      <w:proofErr w:type="spellEnd"/>
+      <w:r>
+        <w:t xml:space="preserve"> became:</w:t>
+      </w:r>
+    </w:p>
+    <w:p>
+      <w:r>
+        <w:t xml:space="preserve">Glue Data </w:t>
+      </w:r>
+      <w:proofErr w:type="spellStart"/>
+      <w:r>
+        <w:t>Catalog</w:t>
+      </w:r>
+      <w:proofErr w:type="spellEnd"/>
+    </w:p>
+    <w:p/>
+    <w:p>
+      <w:proofErr w:type="spellStart"/>
+      <w:r>
+        <w:t>bmw_database</w:t>
+      </w:r>
+      <w:proofErr w:type="spellEnd"/>
+    </w:p>
+    <w:p>
+      <w:r>
+        <w:t>└── mybucket2026v3</w:t>
+      </w:r>
+    </w:p>
+    <w:p>
+      <w:r>
+        <w:t>At this point the data lake itself is working.</w:t>
+      </w:r>
+    </w:p>
+    <w:p>
+      <w:r>
         <w:lastRenderedPageBreak/>
-        <w:t>Run crawler</w:t>
-      </w:r>
-    </w:p>
-    <w:p>
-      <w:r>
-        <w:t>Our successful run showed:</w:t>
-      </w:r>
-    </w:p>
-    <w:p>
-      <w:r>
-        <w:t>Status:</w:t>
-      </w:r>
-    </w:p>
-    <w:p>
-      <w:r>
-        <w:t xml:space="preserve">Completed </w:t>
-      </w:r>
+        <w:pict w14:anchorId="3B467A8A">
+          <v:rect id="_x0000_i1041" style="width:0;height:1.5pt" o:hralign="center" o:hrstd="t" o:hr="t" fillcolor="#a0a0a0" stroked="f"/>
+        </w:pict>
+      </w:r>
+    </w:p>
+    <w:p>
+      <w:pPr>
+        <w:rPr>
+          <w:b/>
+          <w:bCs/>
+        </w:rPr>
+      </w:pPr>
+      <w:r>
+        <w:rPr>
+          <w:b/>
+          <w:bCs/>
+        </w:rPr>
+        <w:t>Step 17 — Verify table schema</w:t>
+      </w:r>
+    </w:p>
+    <w:p>
+      <w:r>
+        <w:t>Go to:</w:t>
+      </w:r>
+    </w:p>
+    <w:p>
+      <w:r>
+        <w:rPr>
+          <w:b/>
+          <w:bCs/>
+        </w:rPr>
+        <w:t xml:space="preserve">AWS Glue → Data </w:t>
+      </w:r>
+      <w:proofErr w:type="spellStart"/>
+      <w:r>
+        <w:rPr>
+          <w:b/>
+          <w:bCs/>
+        </w:rPr>
+        <w:t>Catalog</w:t>
+      </w:r>
+      <w:proofErr w:type="spellEnd"/>
+      <w:r>
+        <w:rPr>
+          <w:b/>
+          <w:bCs/>
+        </w:rPr>
+        <w:t xml:space="preserve"> → Tables</w:t>
+      </w:r>
+    </w:p>
+    <w:p>
+      <w:r>
+        <w:t>Open:</w:t>
+      </w:r>
+    </w:p>
+    <w:p>
+      <w:r>
+        <w:t>mybucket2026v3</w:t>
+      </w:r>
+    </w:p>
+    <w:p>
+      <w:r>
+        <w:t>Check that Glue detected columns such as:</w:t>
+      </w:r>
+    </w:p>
+    <w:p>
+      <w:proofErr w:type="spellStart"/>
+      <w:r>
+        <w:t>sale_id</w:t>
+      </w:r>
+      <w:proofErr w:type="spellEnd"/>
+    </w:p>
+    <w:p>
+      <w:proofErr w:type="spellStart"/>
+      <w:r>
+        <w:t>customer_name</w:t>
+      </w:r>
+      <w:proofErr w:type="spellEnd"/>
+    </w:p>
+    <w:p>
+      <w:r>
+        <w:t>model</w:t>
+      </w:r>
+    </w:p>
+    <w:p>
+      <w:proofErr w:type="spellStart"/>
+      <w:r>
+        <w:t>fuel_type</w:t>
+      </w:r>
+      <w:proofErr w:type="spellEnd"/>
+    </w:p>
+    <w:p>
+      <w:r>
+        <w:t>city</w:t>
+      </w:r>
+    </w:p>
+    <w:p>
+      <w:r>
+        <w:t>price</w:t>
+      </w:r>
+    </w:p>
+    <w:p>
+      <w:r>
+        <w:t>Also verify the S3 location points to your source data.</w:t>
+      </w:r>
+    </w:p>
+    <w:p>
+      <w:r>
+        <w:pict w14:anchorId="19D7E297">
+          <v:rect id="_x0000_i1042" style="width:0;height:1.5pt" o:hralign="center" o:hrstd="t" o:hr="t" fillcolor="#a0a0a0" stroked="f"/>
+        </w:pict>
+      </w:r>
+    </w:p>
+    <w:p>
+      <w:pPr>
+        <w:rPr>
+          <w:b/>
+          <w:bCs/>
+        </w:rPr>
+      </w:pPr>
+      <w:r>
+        <w:rPr>
+          <w:b/>
+          <w:bCs/>
+        </w:rPr>
+        <w:t>Step 18 — Give Athena user Lake Formation permission</w:t>
+      </w:r>
+    </w:p>
+    <w:p>
+      <w:r>
+        <w:t>Now give the user who will query from Athena access.</w:t>
+      </w:r>
+    </w:p>
+    <w:p>
+      <w:r>
+        <w:t>Go to:</w:t>
+      </w:r>
+    </w:p>
+    <w:p>
+      <w:r>
+        <w:rPr>
+          <w:b/>
+          <w:bCs/>
+        </w:rPr>
+        <w:t>Lake Formation → Data lake permissions → Grant</w:t>
+      </w:r>
+    </w:p>
+    <w:p>
+      <w:r>
+        <w:t>Principal:</w:t>
+      </w:r>
+    </w:p>
+    <w:p>
+      <w:proofErr w:type="spellStart"/>
+      <w:r>
+        <w:t>eswaribala</w:t>
+      </w:r>
+      <w:proofErr w:type="spellEnd"/>
+    </w:p>
+    <w:p>
+      <w:r>
+        <w:t>For database:</w:t>
+      </w:r>
+    </w:p>
+    <w:p>
+      <w:proofErr w:type="spellStart"/>
+      <w:r>
+        <w:t>bmw_database</w:t>
+      </w:r>
+      <w:proofErr w:type="spellEnd"/>
+    </w:p>
+    <w:p>
+      <w:r>
+        <w:t>grant:</w:t>
+      </w:r>
+    </w:p>
+    <w:p>
+      <w:r>
+        <w:t>DESCRIBE</w:t>
+      </w:r>
+    </w:p>
+    <w:p>
+      <w:r>
+        <w:t>Then grant table access:</w:t>
+      </w:r>
+    </w:p>
+    <w:p>
+      <w:r>
+        <w:t>Database:</w:t>
+      </w:r>
+    </w:p>
+    <w:p>
+      <w:proofErr w:type="spellStart"/>
+      <w:r>
+        <w:t>bmw_database</w:t>
+      </w:r>
+      <w:proofErr w:type="spellEnd"/>
+    </w:p>
+    <w:p/>
+    <w:p>
+      <w:r>
+        <w:t>Table:</w:t>
+      </w:r>
+    </w:p>
+    <w:p>
+      <w:r>
+        <w:t>mybucket2026v3</w:t>
+      </w:r>
+    </w:p>
+    <w:p>
+      <w:r>
+        <w:t>Permissions:</w:t>
+      </w:r>
+    </w:p>
+    <w:p>
+      <w:r>
+        <w:t>SELECT</w:t>
+      </w:r>
+    </w:p>
+    <w:p>
+      <w:r>
+        <w:t>DESCRIBE</w:t>
+      </w:r>
+    </w:p>
+    <w:p>
+      <w:r>
+        <w:t>For this simple lab, leave:</w:t>
+      </w:r>
+    </w:p>
+    <w:p>
+      <w:r>
+        <w:t>Grantable</w:t>
+      </w:r>
+    </w:p>
+    <w:p>
+      <w:r>
+        <w:t>unchecked.</w:t>
+      </w:r>
+    </w:p>
+    <w:p>
+      <w:r>
+        <w:pict w14:anchorId="0A1C8843">
+          <v:rect id="_x0000_i1043" style="width:0;height:1.5pt" o:hralign="center" o:hrstd="t" o:hr="t" fillcolor="#a0a0a0" stroked="f"/>
+        </w:pict>
+      </w:r>
+    </w:p>
+    <w:p>
+      <w:pPr>
+        <w:rPr>
+          <w:b/>
+          <w:bCs/>
+        </w:rPr>
+      </w:pPr>
+      <w:r>
+        <w:rPr>
+          <w:b/>
+          <w:bCs/>
+        </w:rPr>
+        <w:t>Step 19 — Open Athena</w:t>
+      </w:r>
+    </w:p>
+    <w:p>
+      <w:r>
+        <w:t>Go to:</w:t>
+      </w:r>
+    </w:p>
+    <w:p>
+      <w:r>
+        <w:rPr>
+          <w:b/>
+          <w:bCs/>
+        </w:rPr>
+        <w:t>Amazon Athena → Query editor</w:t>
+      </w:r>
+    </w:p>
+    <w:p>
+      <w:r>
+        <w:t>Select:</w:t>
+      </w:r>
+    </w:p>
+    <w:p>
+      <w:r>
+        <w:t>Data source:</w:t>
+      </w:r>
+    </w:p>
+    <w:p>
+      <w:proofErr w:type="spellStart"/>
+      <w:r>
+        <w:t>AwsDataCatalog</w:t>
+      </w:r>
+      <w:proofErr w:type="spellEnd"/>
+    </w:p>
+    <w:p/>
+    <w:p>
+      <w:r>
+        <w:t>Database:</w:t>
+      </w:r>
+    </w:p>
+    <w:p>
+      <w:proofErr w:type="spellStart"/>
+      <w:r>
+        <w:t>bmw_database</w:t>
+      </w:r>
+      <w:proofErr w:type="spellEnd"/>
+    </w:p>
+    <w:p>
+      <w:r>
+        <w:pict w14:anchorId="03A417CF">
+          <v:rect id="_x0000_i1044" style="width:0;height:1.5pt" o:hralign="center" o:hrstd="t" o:hr="t" fillcolor="#a0a0a0" stroked="f"/>
+        </w:pict>
+      </w:r>
+    </w:p>
+    <w:p>
+      <w:pPr>
+        <w:rPr>
+          <w:b/>
+          <w:bCs/>
+        </w:rPr>
+      </w:pPr>
+      <w:r>
+        <w:rPr>
+          <w:b/>
+          <w:bCs/>
+        </w:rPr>
+        <w:t>Step 20 — Test SELECT query</w:t>
+      </w:r>
+    </w:p>
+    <w:p>
+      <w:r>
+        <w:t>Run:</w:t>
+      </w:r>
+    </w:p>
+    <w:p>
+      <w:r>
+        <w:t>SELECT *</w:t>
+      </w:r>
+    </w:p>
+    <w:p>
+      <w:r>
+        <w:t>FROM bmw_database.mybucket2026v3</w:t>
+      </w:r>
+    </w:p>
+    <w:p>
+      <w:r>
+        <w:t>LIMIT 10;</w:t>
+      </w:r>
+    </w:p>
+    <w:p>
+      <w:r>
+        <w:t>If data appears, the complete data lake is working.</w:t>
+      </w:r>
+    </w:p>
+    <w:p>
+      <w:r>
+        <w:pict w14:anchorId="49320CC8">
+          <v:rect id="_x0000_i1045" style="width:0;height:1.5pt" o:hralign="center" o:hrstd="t" o:hr="t" fillcolor="#a0a0a0" stroked="f"/>
+        </w:pict>
+      </w:r>
+    </w:p>
+    <w:p>
+      <w:pPr>
+        <w:rPr>
+          <w:b/>
+          <w:bCs/>
+        </w:rPr>
+      </w:pPr>
+      <w:r>
+        <w:rPr>
+          <w:b/>
+          <w:bCs/>
+        </w:rPr>
+        <w:t>Step 21 — Run analytics query</w:t>
+      </w:r>
+    </w:p>
+    <w:p>
+      <w:r>
+        <w:lastRenderedPageBreak/>
+        <w:t>For example:</w:t>
+      </w:r>
+    </w:p>
+    <w:p>
+      <w:r>
+        <w:t>SELECT</w:t>
+      </w:r>
+    </w:p>
+    <w:p>
+      <w:r>
+        <w:t xml:space="preserve">    </w:t>
+      </w:r>
+      <w:proofErr w:type="spellStart"/>
+      <w:r>
+        <w:t>fuel_type</w:t>
+      </w:r>
+      <w:proofErr w:type="spellEnd"/>
+      <w:r>
+        <w:t>,</w:t>
+      </w:r>
+    </w:p>
+    <w:p>
+      <w:r>
+        <w:t xml:space="preserve">    COUNT(*) AS </w:t>
+      </w:r>
+      <w:proofErr w:type="spellStart"/>
+      <w:r>
+        <w:t>total_vehicles</w:t>
+      </w:r>
+      <w:proofErr w:type="spellEnd"/>
+    </w:p>
+    <w:p>
+      <w:r>
+        <w:t>FROM bmw_database.mybucket2026v3</w:t>
+      </w:r>
+    </w:p>
+    <w:p>
+      <w:r>
+        <w:t xml:space="preserve">GROUP BY </w:t>
+      </w:r>
+      <w:proofErr w:type="spellStart"/>
+      <w:r>
+        <w:t>fuel_type</w:t>
+      </w:r>
+      <w:proofErr w:type="spellEnd"/>
+      <w:r>
+        <w:t>;</w:t>
+      </w:r>
+    </w:p>
+    <w:p>
+      <w:r>
+        <w:t>Or:</w:t>
+      </w:r>
+    </w:p>
+    <w:p>
+      <w:r>
+        <w:t>SELECT</w:t>
+      </w:r>
+    </w:p>
+    <w:p>
+      <w:r>
+        <w:t xml:space="preserve">    model,</w:t>
+      </w:r>
+    </w:p>
+    <w:p>
+      <w:r>
+        <w:t xml:space="preserve">    AVG(price) AS </w:t>
+      </w:r>
+      <w:proofErr w:type="spellStart"/>
+      <w:r>
+        <w:t>average_price</w:t>
+      </w:r>
+      <w:proofErr w:type="spellEnd"/>
+    </w:p>
+    <w:p>
+      <w:r>
+        <w:t>FROM bmw_database.mybucket2026v3</w:t>
+      </w:r>
+    </w:p>
+    <w:p>
+      <w:r>
+        <w:t>GROUP BY model;</w:t>
+      </w:r>
+    </w:p>
+    <w:p>
+      <w:r>
+        <w:pict w14:anchorId="2021316B">
+          <v:rect id="_x0000_i1046" style="width:0;height:1.5pt" o:hralign="center" o:hrstd="t" o:hr="t" fillcolor="#a0a0a0" stroked="f"/>
+        </w:pict>
+      </w:r>
+    </w:p>
+    <w:p>
+      <w:pPr>
+        <w:rPr>
+          <w:b/>
+          <w:bCs/>
+        </w:rPr>
+      </w:pPr>
+      <w:r>
+        <w:rPr>
+          <w:b/>
+          <w:bCs/>
+        </w:rPr>
+        <w:t>Final role responsibilities</w:t>
+      </w:r>
+    </w:p>
+    <w:p>
+      <w:r>
+        <w:t xml:space="preserve">This is important because there are </w:t>
+      </w:r>
+      <w:r>
+        <w:rPr>
+          <w:b/>
+          <w:bCs/>
+        </w:rPr>
+        <w:t>two different service roles</w:t>
+      </w:r>
+      <w:r>
+        <w:t>.</w:t>
+      </w:r>
+    </w:p>
+    <w:p>
+      <w:r>
+        <w:t xml:space="preserve">                     </w:t>
+      </w:r>
+      <w:proofErr w:type="spellStart"/>
+      <w:r>
+        <w:t>eswaribala</w:t>
+      </w:r>
+      <w:proofErr w:type="spellEnd"/>
+    </w:p>
+    <w:p>
+      <w:r>
+        <w:t xml:space="preserve">                          │</w:t>
+      </w:r>
+    </w:p>
+    <w:p>
+      <w:r>
+        <w:t xml:space="preserve">                          │ Lake Formation Admin</w:t>
+      </w:r>
+    </w:p>
+    <w:p>
+      <w:r>
+        <w:t xml:space="preserve">                          </w:t>
+      </w:r>
+      <w:r>
+        <w:rPr>
+          <w:rFonts w:ascii="Arial" w:hAnsi="Arial" w:cs="Arial"/>
+        </w:rPr>
+        <w:t>▼</w:t>
+      </w:r>
+    </w:p>
+    <w:p>
+      <w:r>
+        <w:t xml:space="preserve">                   Lake Formation</w:t>
+      </w:r>
+    </w:p>
+    <w:p>
+      <w:r>
+        <w:t xml:space="preserve">                    /           \</w:t>
+      </w:r>
+    </w:p>
+    <w:p>
+      <w:r>
+        <w:t xml:space="preserve">                   /             \</w:t>
+      </w:r>
+    </w:p>
+    <w:p>
+      <w:r>
+        <w:t xml:space="preserve">                  </w:t>
+      </w:r>
+      <w:r>
+        <w:rPr>
+          <w:rFonts w:ascii="Arial" w:hAnsi="Arial" w:cs="Arial"/>
+        </w:rPr>
+        <w:t>▼</w:t>
+      </w:r>
+      <w:r>
+        <w:t xml:space="preserve">               </w:t>
+      </w:r>
+      <w:r>
+        <w:rPr>
+          <w:rFonts w:ascii="Arial" w:hAnsi="Arial" w:cs="Arial"/>
+        </w:rPr>
+        <w:t>▼</w:t>
+      </w:r>
+    </w:p>
+    <w:p>
+      <w:r>
+        <w:t xml:space="preserve">BMWLakeFormationS3AccessRole   </w:t>
+      </w:r>
+      <w:proofErr w:type="spellStart"/>
+      <w:r>
+        <w:t>BMWGlueCrawlerLF</w:t>
+      </w:r>
+      <w:proofErr w:type="spellEnd"/>
+    </w:p>
+    <w:p>
+      <w:r>
+        <w:t xml:space="preserve">          │                         │</w:t>
+      </w:r>
+    </w:p>
+    <w:p>
+      <w:r>
+        <w:t xml:space="preserve">          │ accesses S3             │ crawler execution</w:t>
+      </w:r>
+    </w:p>
+    <w:p>
+      <w:r>
+        <w:t xml:space="preserve">          </w:t>
+      </w:r>
+      <w:r>
+        <w:rPr>
+          <w:rFonts w:ascii="Arial" w:hAnsi="Arial" w:cs="Arial"/>
+        </w:rPr>
+        <w:t>▼</w:t>
+      </w:r>
+      <w:r>
+        <w:t xml:space="preserve">                         </w:t>
+      </w:r>
+      <w:r>
+        <w:rPr>
+          <w:rFonts w:ascii="Aptos" w:hAnsi="Aptos" w:cs="Aptos"/>
+        </w:rPr>
+        <w:t>│</w:t>
+      </w:r>
+    </w:p>
+    <w:p>
+      <w:r>
+        <w:t xml:space="preserve">   mybucket2026v3                   │</w:t>
+      </w:r>
+    </w:p>
+    <w:p>
+      <w:r>
+        <w:lastRenderedPageBreak/>
+        <w:t xml:space="preserve">                                    </w:t>
+      </w:r>
+      <w:r>
+        <w:rPr>
+          <w:rFonts w:ascii="Arial" w:hAnsi="Arial" w:cs="Arial"/>
+        </w:rPr>
+        <w:t>▼</w:t>
+      </w:r>
+    </w:p>
+    <w:p>
+      <w:r>
+        <w:t xml:space="preserve">                              Glue Crawler</w:t>
+      </w:r>
+    </w:p>
+    <w:p>
+      <w:r>
+        <w:t xml:space="preserve">                                    │</w:t>
+      </w:r>
+    </w:p>
+    <w:p>
+      <w:r>
+        <w:t xml:space="preserve">                                    </w:t>
+      </w:r>
+      <w:r>
+        <w:rPr>
+          <w:rFonts w:ascii="Arial" w:hAnsi="Arial" w:cs="Arial"/>
+        </w:rPr>
+        <w:t>▼</w:t>
+      </w:r>
+    </w:p>
+    <w:p>
+      <w:r>
+        <w:t xml:space="preserve">                              </w:t>
+      </w:r>
+      <w:proofErr w:type="spellStart"/>
+      <w:r>
+        <w:t>bmw_database</w:t>
+      </w:r>
+      <w:proofErr w:type="spellEnd"/>
+    </w:p>
+    <w:p>
+      <w:pPr>
+        <w:rPr>
+          <w:b/>
+          <w:bCs/>
+        </w:rPr>
+      </w:pPr>
+      <w:r>
+        <w:rPr>
+          <w:b/>
+          <w:bCs/>
+        </w:rPr>
+        <w:t>BMWLakeFormationS3AccessRole</w:t>
+      </w:r>
+    </w:p>
+    <w:p>
+      <w:r>
+        <w:t>Purpose:</w:t>
+      </w:r>
+    </w:p>
+    <w:p>
+      <w:r>
+        <w:t>Lake Formation → S3</w:t>
+      </w:r>
+    </w:p>
+    <w:p>
+      <w:r>
+        <w:t>Used when registering:</w:t>
+      </w:r>
+    </w:p>
+    <w:p>
+      <w:r>
+        <w:t>s3://mybucket2026v3</w:t>
+      </w:r>
+    </w:p>
+    <w:p>
+      <w:pPr>
+        <w:rPr>
+          <w:b/>
+          <w:bCs/>
+        </w:rPr>
+      </w:pPr>
+      <w:proofErr w:type="spellStart"/>
+      <w:r>
+        <w:rPr>
+          <w:b/>
+          <w:bCs/>
+        </w:rPr>
+        <w:t>BMWGlueCrawlerLF</w:t>
+      </w:r>
+      <w:proofErr w:type="spellEnd"/>
+    </w:p>
+    <w:p>
+      <w:r>
+        <w:t>Purpose:</w:t>
+      </w:r>
+    </w:p>
+    <w:p>
+      <w:r>
+        <w:t>Glue Crawler → Lake Formation → S3</w:t>
+      </w:r>
+    </w:p>
+    <w:p>
+      <w:r>
+        <w:t>Requires:</w:t>
+      </w:r>
+    </w:p>
+    <w:p>
+      <w:proofErr w:type="spellStart"/>
+      <w:r>
+        <w:t>AWSGlueServiceRole</w:t>
+      </w:r>
+      <w:proofErr w:type="spellEnd"/>
+    </w:p>
+    <w:p>
+      <w:proofErr w:type="spellStart"/>
+      <w:r>
+        <w:t>lakeformation:GetDataAccess</w:t>
+      </w:r>
+      <w:proofErr w:type="spellEnd"/>
+    </w:p>
+    <w:p>
+      <w:r>
+        <w:t>DATA_LOCATION_ACCESS</w:t>
+      </w:r>
+    </w:p>
+    <w:p>
+      <w:r>
+        <w:t>CREATE_TABLE</w:t>
+      </w:r>
+    </w:p>
+    <w:p>
+      <w:r>
+        <w:t>DESCRIBE</w:t>
+      </w:r>
+    </w:p>
+    <w:p>
+      <w:r>
+        <w:t>ALTER</w:t>
+      </w:r>
+    </w:p>
+    <w:p>
+      <w:r>
+        <w:pict w14:anchorId="3471AAC4">
+          <v:rect id="_x0000_i1047" style="width:0;height:1.5pt" o:hralign="center" o:hrstd="t" o:hr="t" fillcolor="#a0a0a0" stroked="f"/>
+        </w:pict>
+      </w:r>
+    </w:p>
+    <w:p>
+      <w:pPr>
+        <w:rPr>
+          <w:b/>
+          <w:bCs/>
+        </w:rPr>
+      </w:pPr>
+      <w:r>
+        <w:rPr>
+          <w:b/>
+          <w:bCs/>
+        </w:rPr>
+        <w:t>Final checklist</w:t>
+      </w:r>
+    </w:p>
+    <w:p>
+      <w:r>
+        <w:t>Before running the crawler, verify all of these:</w:t>
+      </w:r>
+    </w:p>
+    <w:p>
       <w:r>
         <w:rPr>
           <w:rFonts w:ascii="Segoe UI Emoji" w:hAnsi="Segoe UI Emoji" w:cs="Segoe UI Emoji"/>
         </w:rPr>
         <w:t>✅</w:t>
       </w:r>
-    </w:p>
-    <w:p/>
-    <w:p>
-      <w:r>
-        <w:t>Tables added:</w:t>
-      </w:r>
-    </w:p>
-    <w:p>
-      <w:r>
-        <w:t>1</w:t>
-      </w:r>
-    </w:p>
-    <w:p>
-      <w:r>
-        <w:t>The table created in our run was:</w:t>
-      </w:r>
-    </w:p>
-    <w:p>
-      <w:r>
-        <w:t>mybucket2026v3</w:t>
-      </w:r>
-    </w:p>
-    <w:p>
-      <w:r>
-        <w:t>So the catalog became:</w:t>
-      </w:r>
-    </w:p>
-    <w:p>
-      <w:r>
-        <w:t>Glue Data Catalog</w:t>
-      </w:r>
-    </w:p>
-    <w:p/>
-    <w:p>
-      <w:r>
-        <w:t>bmw_database</w:t>
-      </w:r>
-    </w:p>
-    <w:p>
-      <w:r>
-        <w:t>└── mybucket2026v3</w:t>
-      </w:r>
-    </w:p>
-    <w:p>
-      <w:r>
-        <w:t>At this point the data lake itself is working.</w:t>
-      </w:r>
-    </w:p>
-    <w:p>
-      <w:r>
-        <w:pict w14:anchorId="3B467A8A">
-          <v:rect id="_x0000_i1229" style="width:0;height:1.5pt" o:hralign="center" o:hrstd="t" o:hr="t" fillcolor="#a0a0a0" stroked="f"/>
-        </w:pict>
-      </w:r>
-    </w:p>
-    <w:p>
-      <w:pPr>
-        <w:rPr>
-          <w:b/>
-          <w:bCs/>
-        </w:rPr>
-      </w:pPr>
-      <w:r>
-        <w:rPr>
-          <w:b/>
-          <w:bCs/>
-        </w:rPr>
-        <w:t>Step 17 — Verify table schema</w:t>
-      </w:r>
-    </w:p>
-    <w:p>
-      <w:r>
-        <w:t>Go to:</w:t>
-      </w:r>
-    </w:p>
-    <w:p>
-      <w:r>
-        <w:rPr>
-          <w:b/>
-          <w:bCs/>
-        </w:rPr>
-        <w:t>AWS Glue → Data Catalog → Tables</w:t>
-      </w:r>
-    </w:p>
-    <w:p>
-      <w:r>
-        <w:t>Open:</w:t>
-      </w:r>
-    </w:p>
-    <w:p>
-      <w:r>
-        <w:t>mybucket2026v3</w:t>
-      </w:r>
-    </w:p>
-    <w:p>
-      <w:r>
-        <w:t>Check that Glue detected columns such as:</w:t>
-      </w:r>
-    </w:p>
-    <w:p>
-      <w:r>
-        <w:t>sale_id</w:t>
-      </w:r>
-    </w:p>
-    <w:p>
-      <w:r>
-        <w:t>customer_name</w:t>
-      </w:r>
-    </w:p>
-    <w:p>
-      <w:r>
-        <w:t>model</w:t>
-      </w:r>
-    </w:p>
-    <w:p>
-      <w:r>
-        <w:t>fuel_type</w:t>
-      </w:r>
-    </w:p>
-    <w:p>
-      <w:r>
-        <w:t>city</w:t>
-      </w:r>
-    </w:p>
-    <w:p>
-      <w:r>
-        <w:t>price</w:t>
-      </w:r>
-    </w:p>
-    <w:p>
-      <w:r>
-        <w:lastRenderedPageBreak/>
-        <w:t>Also verify the S3 location points to your source data.</w:t>
-      </w:r>
-    </w:p>
-    <w:p>
-      <w:r>
-        <w:pict w14:anchorId="19D7E297">
-          <v:rect id="_x0000_i1230" style="width:0;height:1.5pt" o:hralign="center" o:hrstd="t" o:hr="t" fillcolor="#a0a0a0" stroked="f"/>
-        </w:pict>
-      </w:r>
-    </w:p>
-    <w:p>
-      <w:pPr>
-        <w:rPr>
-          <w:b/>
-          <w:bCs/>
-        </w:rPr>
-      </w:pPr>
-      <w:r>
-        <w:rPr>
-          <w:b/>
-          <w:bCs/>
-        </w:rPr>
-        <w:t>Step 18 — Give Athena user Lake Formation permission</w:t>
-      </w:r>
-    </w:p>
-    <w:p>
-      <w:r>
-        <w:t>Now give the user who will query from Athena access.</w:t>
-      </w:r>
-    </w:p>
-    <w:p>
-      <w:r>
-        <w:t>Go to:</w:t>
-      </w:r>
-    </w:p>
-    <w:p>
-      <w:r>
-        <w:rPr>
-          <w:b/>
-          <w:bCs/>
-        </w:rPr>
-        <w:t>Lake Formation → Data lake permissions → Grant</w:t>
-      </w:r>
-    </w:p>
-    <w:p>
-      <w:r>
-        <w:t>Principal:</w:t>
-      </w:r>
-    </w:p>
-    <w:p>
-      <w:r>
-        <w:t>eswaribala</w:t>
-      </w:r>
-    </w:p>
-    <w:p>
-      <w:r>
-        <w:t>For database:</w:t>
-      </w:r>
-    </w:p>
-    <w:p>
-      <w:r>
-        <w:t>bmw_database</w:t>
-      </w:r>
-    </w:p>
-    <w:p>
-      <w:r>
-        <w:t>grant:</w:t>
-      </w:r>
-    </w:p>
-    <w:p>
-      <w:r>
-        <w:t>DESCRIBE</w:t>
-      </w:r>
-    </w:p>
-    <w:p>
-      <w:r>
-        <w:t>Then grant table access:</w:t>
-      </w:r>
-    </w:p>
-    <w:p>
-      <w:r>
-        <w:t>Database:</w:t>
-      </w:r>
-    </w:p>
-    <w:p>
-      <w:r>
-        <w:t>bmw_database</w:t>
-      </w:r>
-    </w:p>
-    <w:p/>
-    <w:p>
-      <w:r>
-        <w:t>Table:</w:t>
-      </w:r>
-    </w:p>
-    <w:p>
-      <w:r>
-        <w:t>mybucket2026v3</w:t>
-      </w:r>
-    </w:p>
-    <w:p>
-      <w:r>
-        <w:t>Permissions:</w:t>
-      </w:r>
-    </w:p>
-    <w:p>
-      <w:r>
-        <w:t>SELECT</w:t>
-      </w:r>
-    </w:p>
-    <w:p>
-      <w:r>
-        <w:t>DESCRIBE</w:t>
-      </w:r>
-    </w:p>
-    <w:p>
-      <w:r>
-        <w:t>For this simple lab, leave:</w:t>
-      </w:r>
-    </w:p>
-    <w:p>
-      <w:r>
-        <w:t>Grantable</w:t>
-      </w:r>
-    </w:p>
-    <w:p>
-      <w:r>
-        <w:t>unchecked.</w:t>
-      </w:r>
-    </w:p>
-    <w:p>
-      <w:r>
-        <w:pict w14:anchorId="0A1C8843">
-          <v:rect id="_x0000_i1231" style="width:0;height:1.5pt" o:hralign="center" o:hrstd="t" o:hr="t" fillcolor="#a0a0a0" stroked="f"/>
-        </w:pict>
-      </w:r>
-    </w:p>
-    <w:p>
-      <w:pPr>
-        <w:rPr>
-          <w:b/>
-          <w:bCs/>
-        </w:rPr>
-      </w:pPr>
-      <w:r>
-        <w:rPr>
-          <w:b/>
-          <w:bCs/>
-        </w:rPr>
-        <w:t>Step 19 — Open Athena</w:t>
-      </w:r>
-    </w:p>
-    <w:p>
-      <w:r>
-        <w:t>Go to:</w:t>
-      </w:r>
-    </w:p>
-    <w:p>
-      <w:r>
-        <w:rPr>
-          <w:b/>
-          <w:bCs/>
-        </w:rPr>
-        <w:t>Amazon Athena → Query editor</w:t>
-      </w:r>
-    </w:p>
-    <w:p>
-      <w:r>
-        <w:lastRenderedPageBreak/>
-        <w:t>Select:</w:t>
-      </w:r>
-    </w:p>
-    <w:p>
-      <w:r>
-        <w:t>Data source:</w:t>
-      </w:r>
-    </w:p>
-    <w:p>
-      <w:r>
-        <w:t>AwsDataCatalog</w:t>
-      </w:r>
-    </w:p>
-    <w:p/>
-    <w:p>
-      <w:r>
-        <w:t>Database:</w:t>
-      </w:r>
-    </w:p>
-    <w:p>
-      <w:r>
-        <w:t>bmw_database</w:t>
-      </w:r>
-    </w:p>
-    <w:p>
-      <w:r>
-        <w:pict w14:anchorId="03A417CF">
-          <v:rect id="_x0000_i1232" style="width:0;height:1.5pt" o:hralign="center" o:hrstd="t" o:hr="t" fillcolor="#a0a0a0" stroked="f"/>
-        </w:pict>
-      </w:r>
-    </w:p>
-    <w:p>
-      <w:pPr>
-        <w:rPr>
-          <w:b/>
-          <w:bCs/>
-        </w:rPr>
-      </w:pPr>
-      <w:r>
-        <w:rPr>
-          <w:b/>
-          <w:bCs/>
-        </w:rPr>
-        <w:t>Step 20 — Test SELECT query</w:t>
-      </w:r>
-    </w:p>
-    <w:p>
-      <w:r>
-        <w:t>Run:</w:t>
-      </w:r>
-    </w:p>
-    <w:p>
-      <w:r>
-        <w:t>SELECT *</w:t>
-      </w:r>
-    </w:p>
-    <w:p>
-      <w:r>
-        <w:t>FROM bmw_database.mybucket2026v3</w:t>
-      </w:r>
-    </w:p>
-    <w:p>
-      <w:r>
-        <w:t>LIMIT 10;</w:t>
-      </w:r>
-    </w:p>
-    <w:p>
-      <w:r>
-        <w:t>If data appears, the complete data lake is working.</w:t>
-      </w:r>
-    </w:p>
-    <w:p>
-      <w:r>
-        <w:pict w14:anchorId="49320CC8">
-          <v:rect id="_x0000_i1233" style="width:0;height:1.5pt" o:hralign="center" o:hrstd="t" o:hr="t" fillcolor="#a0a0a0" stroked="f"/>
-        </w:pict>
-      </w:r>
-    </w:p>
-    <w:p>
-      <w:pPr>
-        <w:rPr>
-          <w:b/>
-          <w:bCs/>
-        </w:rPr>
-      </w:pPr>
-      <w:r>
-        <w:rPr>
-          <w:b/>
-          <w:bCs/>
-        </w:rPr>
-        <w:t>Step 21 — Run analytics query</w:t>
-      </w:r>
-    </w:p>
-    <w:p>
-      <w:r>
-        <w:t>For example:</w:t>
-      </w:r>
-    </w:p>
-    <w:p>
-      <w:r>
-        <w:t>SELECT</w:t>
-      </w:r>
-    </w:p>
-    <w:p>
-      <w:r>
-        <w:t xml:space="preserve">    fuel_type,</w:t>
-      </w:r>
-    </w:p>
-    <w:p>
-      <w:r>
-        <w:t xml:space="preserve">    COUNT(*) AS total_vehicles</w:t>
-      </w:r>
-    </w:p>
-    <w:p>
-      <w:r>
-        <w:t>FROM bmw_database.mybucket2026v3</w:t>
-      </w:r>
-    </w:p>
-    <w:p>
-      <w:r>
-        <w:t>GROUP BY fuel_type;</w:t>
-      </w:r>
-    </w:p>
-    <w:p>
-      <w:r>
-        <w:t>Or:</w:t>
-      </w:r>
-    </w:p>
-    <w:p>
-      <w:r>
-        <w:t>SELECT</w:t>
-      </w:r>
-    </w:p>
-    <w:p>
-      <w:r>
-        <w:t xml:space="preserve">    model,</w:t>
-      </w:r>
-    </w:p>
-    <w:p>
-      <w:r>
-        <w:t xml:space="preserve">    AVG(price) AS average_price</w:t>
-      </w:r>
-    </w:p>
-    <w:p>
-      <w:r>
-        <w:t>FROM bmw_database.mybucket2026v3</w:t>
-      </w:r>
-    </w:p>
-    <w:p>
-      <w:r>
-        <w:t>GROUP BY model;</w:t>
-      </w:r>
-    </w:p>
-    <w:p>
-      <w:r>
-        <w:pict w14:anchorId="2021316B">
-          <v:rect id="_x0000_i1234" style="width:0;height:1.5pt" o:hralign="center" o:hrstd="t" o:hr="t" fillcolor="#a0a0a0" stroked="f"/>
-        </w:pict>
-      </w:r>
-    </w:p>
-    <w:p>
-      <w:pPr>
-        <w:rPr>
-          <w:b/>
-          <w:bCs/>
-        </w:rPr>
-      </w:pPr>
-      <w:r>
-        <w:rPr>
-          <w:b/>
-          <w:bCs/>
-        </w:rPr>
-        <w:lastRenderedPageBreak/>
-        <w:t>Final role responsibilities</w:t>
-      </w:r>
-    </w:p>
-    <w:p>
-      <w:r>
-        <w:t xml:space="preserve">This is important because there are </w:t>
-      </w:r>
-      <w:r>
-        <w:rPr>
-          <w:b/>
-          <w:bCs/>
-        </w:rPr>
-        <w:t>two different service roles</w:t>
-      </w:r>
-      <w:r>
-        <w:t>.</w:t>
-      </w:r>
-    </w:p>
-    <w:p>
-      <w:r>
-        <w:t xml:space="preserve">                     eswaribala</w:t>
-      </w:r>
-    </w:p>
-    <w:p>
-      <w:r>
-        <w:t xml:space="preserve">                          │</w:t>
-      </w:r>
-    </w:p>
-    <w:p>
-      <w:r>
-        <w:t xml:space="preserve">                          │ Lake Formation Admin</w:t>
-      </w:r>
-    </w:p>
-    <w:p>
-      <w:r>
-        <w:t xml:space="preserve">                          </w:t>
-      </w:r>
-      <w:r>
-        <w:rPr>
-          <w:rFonts w:ascii="Arial" w:hAnsi="Arial" w:cs="Arial"/>
-        </w:rPr>
-        <w:t>▼</w:t>
-      </w:r>
-    </w:p>
-    <w:p>
-      <w:r>
-        <w:t xml:space="preserve">                   Lake Formation</w:t>
-      </w:r>
-    </w:p>
-    <w:p>
-      <w:r>
-        <w:t xml:space="preserve">                    /           \</w:t>
-      </w:r>
-    </w:p>
-    <w:p>
-      <w:r>
-        <w:t xml:space="preserve">                   /             \</w:t>
-      </w:r>
-    </w:p>
-    <w:p>
-      <w:r>
-        <w:t xml:space="preserve">                  </w:t>
-      </w:r>
-      <w:r>
-        <w:rPr>
-          <w:rFonts w:ascii="Arial" w:hAnsi="Arial" w:cs="Arial"/>
-        </w:rPr>
-        <w:t>▼</w:t>
-      </w:r>
-      <w:r>
-        <w:t xml:space="preserve">               </w:t>
-      </w:r>
-      <w:r>
-        <w:rPr>
-          <w:rFonts w:ascii="Arial" w:hAnsi="Arial" w:cs="Arial"/>
-        </w:rPr>
-        <w:t>▼</w:t>
-      </w:r>
-    </w:p>
-    <w:p>
-      <w:r>
-        <w:t>BMWLakeFormationS3AccessRole   BMWGlueCrawlerLF</w:t>
-      </w:r>
-    </w:p>
-    <w:p>
-      <w:r>
-        <w:t xml:space="preserve">          │                         │</w:t>
-      </w:r>
-    </w:p>
-    <w:p>
-      <w:r>
-        <w:t xml:space="preserve">          │ accesses S3             │ crawler execution</w:t>
-      </w:r>
-    </w:p>
-    <w:p>
-      <w:r>
-        <w:t xml:space="preserve">          </w:t>
-      </w:r>
-      <w:r>
-        <w:rPr>
-          <w:rFonts w:ascii="Arial" w:hAnsi="Arial" w:cs="Arial"/>
-        </w:rPr>
-        <w:t>▼</w:t>
-      </w:r>
-      <w:r>
-        <w:t xml:space="preserve">                         </w:t>
-      </w:r>
-      <w:r>
-        <w:rPr>
-          <w:rFonts w:ascii="Aptos" w:hAnsi="Aptos" w:cs="Aptos"/>
-        </w:rPr>
-        <w:t>│</w:t>
-      </w:r>
-    </w:p>
-    <w:p>
-      <w:r>
-        <w:t xml:space="preserve">   mybucket2026v3                   │</w:t>
-      </w:r>
-    </w:p>
-    <w:p>
-      <w:r>
-        <w:t xml:space="preserve">                                    </w:t>
-      </w:r>
-      <w:r>
-        <w:rPr>
-          <w:rFonts w:ascii="Arial" w:hAnsi="Arial" w:cs="Arial"/>
-        </w:rPr>
-        <w:t>▼</w:t>
-      </w:r>
-    </w:p>
-    <w:p>
-      <w:r>
-        <w:t xml:space="preserve">                              Glue Crawler</w:t>
-      </w:r>
-    </w:p>
-    <w:p>
-      <w:r>
-        <w:t xml:space="preserve">                                    │</w:t>
-      </w:r>
-    </w:p>
-    <w:p>
-      <w:r>
-        <w:t xml:space="preserve">                                    </w:t>
-      </w:r>
-      <w:r>
-        <w:rPr>
-          <w:rFonts w:ascii="Arial" w:hAnsi="Arial" w:cs="Arial"/>
-        </w:rPr>
-        <w:t>▼</w:t>
-      </w:r>
-    </w:p>
-    <w:p>
-      <w:r>
-        <w:t xml:space="preserve">                              bmw_database</w:t>
-      </w:r>
-    </w:p>
-    <w:p>
-      <w:pPr>
-        <w:rPr>
-          <w:b/>
-          <w:bCs/>
-        </w:rPr>
-      </w:pPr>
-      <w:r>
-        <w:rPr>
-          <w:b/>
-          <w:bCs/>
-        </w:rPr>
-        <w:t>BMWLakeFormationS3AccessRole</w:t>
-      </w:r>
-    </w:p>
-    <w:p>
-      <w:r>
-        <w:t>Purpose:</w:t>
-      </w:r>
-    </w:p>
-    <w:p>
-      <w:r>
-        <w:t>Lake Formation → S3</w:t>
-      </w:r>
-    </w:p>
-    <w:p>
-      <w:r>
-        <w:t>Used when registering:</w:t>
-      </w:r>
-    </w:p>
-    <w:p>
-      <w:r>
-        <w:t>s3://mybucket2026v3</w:t>
-      </w:r>
-    </w:p>
-    <w:p>
-      <w:pPr>
-        <w:rPr>
-          <w:b/>
-          <w:bCs/>
-        </w:rPr>
-      </w:pPr>
-      <w:r>
-        <w:rPr>
-          <w:b/>
-          <w:bCs/>
-        </w:rPr>
-        <w:t>BMWGlueCrawlerLF</w:t>
-      </w:r>
-    </w:p>
-    <w:p>
-      <w:r>
-        <w:t>Purpose:</w:t>
-      </w:r>
-    </w:p>
-    <w:p>
-      <w:r>
-        <w:t>Glue Crawler → Lake Formation → S3</w:t>
-      </w:r>
-    </w:p>
-    <w:p>
-      <w:r>
-        <w:lastRenderedPageBreak/>
-        <w:t>Requires:</w:t>
-      </w:r>
-    </w:p>
-    <w:p>
-      <w:r>
-        <w:t>AWSGlueServiceRole</w:t>
-      </w:r>
-    </w:p>
-    <w:p>
-      <w:r>
-        <w:t>lakeformation:GetDataAccess</w:t>
-      </w:r>
-    </w:p>
-    <w:p>
-      <w:r>
-        <w:t>DATA_LOCATION_ACCESS</w:t>
-      </w:r>
-    </w:p>
-    <w:p>
-      <w:r>
-        <w:t>CREATE_TABLE</w:t>
-      </w:r>
-    </w:p>
-    <w:p>
-      <w:r>
-        <w:t>DESCRIBE</w:t>
-      </w:r>
-    </w:p>
-    <w:p>
-      <w:r>
-        <w:t>ALTER</w:t>
-      </w:r>
-    </w:p>
-    <w:p>
-      <w:r>
-        <w:pict w14:anchorId="3471AAC4">
-          <v:rect id="_x0000_i1235" style="width:0;height:1.5pt" o:hralign="center" o:hrstd="t" o:hr="t" fillcolor="#a0a0a0" stroked="f"/>
-        </w:pict>
-      </w:r>
-    </w:p>
-    <w:p>
-      <w:pPr>
-        <w:rPr>
-          <w:b/>
-          <w:bCs/>
-        </w:rPr>
-      </w:pPr>
-      <w:r>
-        <w:rPr>
-          <w:b/>
-          <w:bCs/>
-        </w:rPr>
-        <w:t>Final checklist</w:t>
-      </w:r>
-    </w:p>
-    <w:p>
-      <w:r>
-        <w:t>Before running the crawler, verify all of these:</w:t>
+      <w:r>
+        <w:t xml:space="preserve"> S3 bucket created</w:t>
       </w:r>
     </w:p>
     <w:p>
@@ -2653,7 +3371,7 @@
         <w:t>✅</w:t>
       </w:r>
       <w:r>
-        <w:t xml:space="preserve"> S3 bucket created</w:t>
+        <w:t xml:space="preserve"> CSV uploaded</w:t>
       </w:r>
     </w:p>
     <w:p>
@@ -2664,7 +3382,7 @@
         <w:t>✅</w:t>
       </w:r>
       <w:r>
-        <w:t xml:space="preserve"> CSV uploaded</w:t>
+        <w:t xml:space="preserve"> Current user is Lake Formation Admin</w:t>
       </w:r>
     </w:p>
     <w:p>
@@ -2675,7 +3393,7 @@
         <w:t>✅</w:t>
       </w:r>
       <w:r>
-        <w:t xml:space="preserve"> Current user is Lake Formation Admin</w:t>
+        <w:t xml:space="preserve"> BMWLakeFormationS3AccessRole created</w:t>
       </w:r>
     </w:p>
     <w:p>
@@ -2686,150 +3404,7 @@
         <w:t>✅</w:t>
       </w:r>
       <w:r>
-        <w:t xml:space="preserve"> BMWLakeFormationS3AccessRole created</w:t>
-      </w:r>
-    </w:p>
-    <w:p>
-      <w:r>
-        <w:rPr>
-          <w:rFonts w:ascii="Segoe UI Emoji" w:hAnsi="Segoe UI Emoji" w:cs="Segoe UI Emoji"/>
-        </w:rPr>
-        <w:t>✅</w:t>
-      </w:r>
-      <w:r>
         <w:t xml:space="preserve"> S3 registered with Lake Formation</w:t>
-      </w:r>
-    </w:p>
-    <w:p>
-      <w:r>
-        <w:rPr>
-          <w:rFonts w:ascii="Segoe UI Emoji" w:hAnsi="Segoe UI Emoji" w:cs="Segoe UI Emoji"/>
-        </w:rPr>
-        <w:t>✅</w:t>
-      </w:r>
-      <w:r>
-        <w:t xml:space="preserve"> Registration status = VERIFIED</w:t>
-      </w:r>
-    </w:p>
-    <w:p>
-      <w:r>
-        <w:rPr>
-          <w:rFonts w:ascii="Segoe UI Emoji" w:hAnsi="Segoe UI Emoji" w:cs="Segoe UI Emoji"/>
-        </w:rPr>
-        <w:t>✅</w:t>
-      </w:r>
-      <w:r>
-        <w:t xml:space="preserve"> bmw_database created</w:t>
-      </w:r>
-    </w:p>
-    <w:p>
-      <w:r>
-        <w:rPr>
-          <w:rFonts w:ascii="Segoe UI Emoji" w:hAnsi="Segoe UI Emoji" w:cs="Segoe UI Emoji"/>
-        </w:rPr>
-        <w:t>✅</w:t>
-      </w:r>
-      <w:r>
-        <w:t xml:space="preserve"> BMWGlueCrawlerLF created</w:t>
-      </w:r>
-    </w:p>
-    <w:p>
-      <w:r>
-        <w:rPr>
-          <w:rFonts w:ascii="Segoe UI Emoji" w:hAnsi="Segoe UI Emoji" w:cs="Segoe UI Emoji"/>
-        </w:rPr>
-        <w:t>✅</w:t>
-      </w:r>
-      <w:r>
-        <w:t xml:space="preserve"> AWSGlueServiceRole attached</w:t>
-      </w:r>
-    </w:p>
-    <w:p>
-      <w:r>
-        <w:rPr>
-          <w:rFonts w:ascii="Segoe UI Emoji" w:hAnsi="Segoe UI Emoji" w:cs="Segoe UI Emoji"/>
-        </w:rPr>
-        <w:t>✅</w:t>
-      </w:r>
-      <w:r>
-        <w:t xml:space="preserve"> lakeformation:GetDataAccess added</w:t>
-      </w:r>
-    </w:p>
-    <w:p>
-      <w:r>
-        <w:rPr>
-          <w:rFonts w:ascii="Segoe UI Emoji" w:hAnsi="Segoe UI Emoji" w:cs="Segoe UI Emoji"/>
-        </w:rPr>
-        <w:t>✅</w:t>
-      </w:r>
-      <w:r>
-        <w:t xml:space="preserve"> DATA_LOCATION_ACCESS granted</w:t>
-      </w:r>
-    </w:p>
-    <w:p>
-      <w:r>
-        <w:rPr>
-          <w:rFonts w:ascii="Segoe UI Emoji" w:hAnsi="Segoe UI Emoji" w:cs="Segoe UI Emoji"/>
-        </w:rPr>
-        <w:t>✅</w:t>
-      </w:r>
-      <w:r>
-        <w:t xml:space="preserve"> CREATE_TABLE granted</w:t>
-      </w:r>
-    </w:p>
-    <w:p>
-      <w:r>
-        <w:rPr>
-          <w:rFonts w:ascii="Segoe UI Emoji" w:hAnsi="Segoe UI Emoji" w:cs="Segoe UI Emoji"/>
-        </w:rPr>
-        <w:t>✅</w:t>
-      </w:r>
-      <w:r>
-        <w:t xml:space="preserve"> DESCRIBE granted</w:t>
-      </w:r>
-    </w:p>
-    <w:p>
-      <w:r>
-        <w:rPr>
-          <w:rFonts w:ascii="Segoe UI Emoji" w:hAnsi="Segoe UI Emoji" w:cs="Segoe UI Emoji"/>
-        </w:rPr>
-        <w:t>✅</w:t>
-      </w:r>
-      <w:r>
-        <w:t xml:space="preserve"> ALTER granted</w:t>
-      </w:r>
-    </w:p>
-    <w:p>
-      <w:r>
-        <w:rPr>
-          <w:rFonts w:ascii="Segoe UI Emoji" w:hAnsi="Segoe UI Emoji" w:cs="Segoe UI Emoji"/>
-        </w:rPr>
-        <w:t>✅</w:t>
-      </w:r>
-      <w:r>
-        <w:t xml:space="preserve"> Crawler uses BMWGlueCrawlerLF</w:t>
-      </w:r>
-    </w:p>
-    <w:p>
-      <w:r>
-        <w:rPr>
-          <w:rFonts w:ascii="Segoe UI Emoji" w:hAnsi="Segoe UI Emoji" w:cs="Segoe UI Emoji"/>
-        </w:rPr>
-        <w:t>✅</w:t>
-      </w:r>
-      <w:r>
-        <w:t xml:space="preserve"> "Use Lake Formation credentials" enabled</w:t>
-      </w:r>
-    </w:p>
-    <w:p>
-      <w:r>
-        <w:rPr>
-          <w:rFonts w:ascii="Segoe UI Emoji" w:hAnsi="Segoe UI Emoji" w:cs="Segoe UI Emoji"/>
-        </w:rPr>
-        <w:t>✅</w:t>
-      </w:r>
-      <w:r>
-        <w:t xml:space="preserve"> Crawler target database = bmw_database</w:t>
       </w:r>
     </w:p>
     <w:p>
@@ -2841,6 +3416,180 @@
         <w:t>✅</w:t>
       </w:r>
       <w:r>
+        <w:t xml:space="preserve"> Registration status = VERIFIED</w:t>
+      </w:r>
+    </w:p>
+    <w:p>
+      <w:r>
+        <w:rPr>
+          <w:rFonts w:ascii="Segoe UI Emoji" w:hAnsi="Segoe UI Emoji" w:cs="Segoe UI Emoji"/>
+        </w:rPr>
+        <w:t>✅</w:t>
+      </w:r>
+      <w:r>
+        <w:t xml:space="preserve"> </w:t>
+      </w:r>
+      <w:proofErr w:type="spellStart"/>
+      <w:r>
+        <w:t>bmw_database</w:t>
+      </w:r>
+      <w:proofErr w:type="spellEnd"/>
+      <w:r>
+        <w:t xml:space="preserve"> created</w:t>
+      </w:r>
+    </w:p>
+    <w:p>
+      <w:r>
+        <w:rPr>
+          <w:rFonts w:ascii="Segoe UI Emoji" w:hAnsi="Segoe UI Emoji" w:cs="Segoe UI Emoji"/>
+        </w:rPr>
+        <w:t>✅</w:t>
+      </w:r>
+      <w:r>
+        <w:t xml:space="preserve"> </w:t>
+      </w:r>
+      <w:proofErr w:type="spellStart"/>
+      <w:r>
+        <w:t>BMWGlueCrawlerLF</w:t>
+      </w:r>
+      <w:proofErr w:type="spellEnd"/>
+      <w:r>
+        <w:t xml:space="preserve"> created</w:t>
+      </w:r>
+    </w:p>
+    <w:p>
+      <w:r>
+        <w:rPr>
+          <w:rFonts w:ascii="Segoe UI Emoji" w:hAnsi="Segoe UI Emoji" w:cs="Segoe UI Emoji"/>
+        </w:rPr>
+        <w:t>✅</w:t>
+      </w:r>
+      <w:r>
+        <w:t xml:space="preserve"> </w:t>
+      </w:r>
+      <w:proofErr w:type="spellStart"/>
+      <w:r>
+        <w:t>AWSGlueServiceRole</w:t>
+      </w:r>
+      <w:proofErr w:type="spellEnd"/>
+      <w:r>
+        <w:t xml:space="preserve"> attached</w:t>
+      </w:r>
+    </w:p>
+    <w:p>
+      <w:r>
+        <w:rPr>
+          <w:rFonts w:ascii="Segoe UI Emoji" w:hAnsi="Segoe UI Emoji" w:cs="Segoe UI Emoji"/>
+        </w:rPr>
+        <w:t>✅</w:t>
+      </w:r>
+      <w:r>
+        <w:t xml:space="preserve"> </w:t>
+      </w:r>
+      <w:proofErr w:type="spellStart"/>
+      <w:r>
+        <w:t>lakeformation:GetDataAccess</w:t>
+      </w:r>
+      <w:proofErr w:type="spellEnd"/>
+      <w:r>
+        <w:t xml:space="preserve"> added</w:t>
+      </w:r>
+    </w:p>
+    <w:p>
+      <w:r>
+        <w:rPr>
+          <w:rFonts w:ascii="Segoe UI Emoji" w:hAnsi="Segoe UI Emoji" w:cs="Segoe UI Emoji"/>
+        </w:rPr>
+        <w:t>✅</w:t>
+      </w:r>
+      <w:r>
+        <w:t xml:space="preserve"> DATA_LOCATION_ACCESS granted</w:t>
+      </w:r>
+    </w:p>
+    <w:p>
+      <w:r>
+        <w:rPr>
+          <w:rFonts w:ascii="Segoe UI Emoji" w:hAnsi="Segoe UI Emoji" w:cs="Segoe UI Emoji"/>
+        </w:rPr>
+        <w:t>✅</w:t>
+      </w:r>
+      <w:r>
+        <w:t xml:space="preserve"> CREATE_TABLE granted</w:t>
+      </w:r>
+    </w:p>
+    <w:p>
+      <w:r>
+        <w:rPr>
+          <w:rFonts w:ascii="Segoe UI Emoji" w:hAnsi="Segoe UI Emoji" w:cs="Segoe UI Emoji"/>
+        </w:rPr>
+        <w:t>✅</w:t>
+      </w:r>
+      <w:r>
+        <w:t xml:space="preserve"> DESCRIBE granted</w:t>
+      </w:r>
+    </w:p>
+    <w:p>
+      <w:r>
+        <w:rPr>
+          <w:rFonts w:ascii="Segoe UI Emoji" w:hAnsi="Segoe UI Emoji" w:cs="Segoe UI Emoji"/>
+        </w:rPr>
+        <w:t>✅</w:t>
+      </w:r>
+      <w:r>
+        <w:t xml:space="preserve"> ALTER granted</w:t>
+      </w:r>
+    </w:p>
+    <w:p>
+      <w:r>
+        <w:rPr>
+          <w:rFonts w:ascii="Segoe UI Emoji" w:hAnsi="Segoe UI Emoji" w:cs="Segoe UI Emoji"/>
+        </w:rPr>
+        <w:t>✅</w:t>
+      </w:r>
+      <w:r>
+        <w:t xml:space="preserve"> Crawler uses </w:t>
+      </w:r>
+      <w:proofErr w:type="spellStart"/>
+      <w:r>
+        <w:t>BMWGlueCrawlerLF</w:t>
+      </w:r>
+      <w:proofErr w:type="spellEnd"/>
+    </w:p>
+    <w:p>
+      <w:r>
+        <w:rPr>
+          <w:rFonts w:ascii="Segoe UI Emoji" w:hAnsi="Segoe UI Emoji" w:cs="Segoe UI Emoji"/>
+        </w:rPr>
+        <w:t>✅</w:t>
+      </w:r>
+      <w:r>
+        <w:t xml:space="preserve"> "Use Lake Formation credentials" enabled</w:t>
+      </w:r>
+    </w:p>
+    <w:p>
+      <w:r>
+        <w:rPr>
+          <w:rFonts w:ascii="Segoe UI Emoji" w:hAnsi="Segoe UI Emoji" w:cs="Segoe UI Emoji"/>
+        </w:rPr>
+        <w:t>✅</w:t>
+      </w:r>
+      <w:r>
+        <w:t xml:space="preserve"> Crawler target database = </w:t>
+      </w:r>
+      <w:proofErr w:type="spellStart"/>
+      <w:r>
+        <w:t>bmw_database</w:t>
+      </w:r>
+      <w:proofErr w:type="spellEnd"/>
+    </w:p>
+    <w:p>
+      <w:r>
+        <w:rPr>
+          <w:rFonts w:ascii="Segoe UI Emoji" w:hAnsi="Segoe UI Emoji" w:cs="Segoe UI Emoji"/>
+        </w:rPr>
+        <w:t>✅</w:t>
+      </w:r>
+      <w:r>
         <w:t xml:space="preserve"> Crawler run = Completed</w:t>
       </w:r>
     </w:p>
@@ -2852,7 +3601,15 @@
         <w:t>✅</w:t>
       </w:r>
       <w:r>
-        <w:t xml:space="preserve"> Catalog table created</w:t>
+        <w:t xml:space="preserve"> </w:t>
+      </w:r>
+      <w:proofErr w:type="spellStart"/>
+      <w:r>
+        <w:t>Catalog</w:t>
+      </w:r>
+      <w:proofErr w:type="spellEnd"/>
+      <w:r>
+        <w:t xml:space="preserve"> table created</w:t>
       </w:r>
     </w:p>
     <w:p>
@@ -2944,6 +3701,7 @@
     </w:p>
     <w:p>
       <w:r>
+        <w:lastRenderedPageBreak/>
         <w:t>6. Create Glue database</w:t>
       </w:r>
     </w:p>
@@ -3009,7 +3767,6 @@
     </w:p>
     <w:p>
       <w:r>
-        <w:lastRenderedPageBreak/>
         <w:t xml:space="preserve">        ↓</w:t>
       </w:r>
     </w:p>
@@ -4005,6 +4762,7 @@
   <w:style w:type="character" w:default="1" w:styleId="DefaultParagraphFont">
     <w:name w:val="Default Paragraph Font"/>
     <w:uiPriority w:val="1"/>
+    <w:semiHidden/>
     <w:unhideWhenUsed/>
   </w:style>
   <w:style w:type="table" w:default="1" w:styleId="TableNormal">
